--- a/documentos/resolucionlimpia.docx
+++ b/documentos/resolucionlimpia.docx
@@ -17,498 +17,2217 @@
         <w:rPr>
           <w:rFonts w:ascii="Arial" w:hAnsi="Arial"/>
           <w:b/>
-          <w:noProof/>
-        </w:rPr>
-        <mc:AlternateContent>
-          <mc:Choice Requires="wpg">
-            <w:drawing>
-              <wp:anchor distT="0" distB="0" distL="0" distR="0" simplePos="0" relativeHeight="487473664" behindDoc="1" locked="0" layoutInCell="1" allowOverlap="1" wp14:anchorId="16F55BA2" wp14:editId="5DC9225A">
-                <wp:simplePos x="0" y="0"/>
-                <wp:positionH relativeFrom="page">
-                  <wp:posOffset>213359</wp:posOffset>
-                </wp:positionH>
-                <wp:positionV relativeFrom="page">
-                  <wp:posOffset>251458</wp:posOffset>
-                </wp:positionV>
-                <wp:extent cx="7435850" cy="9796780"/>
-                <wp:effectExtent l="0" t="0" r="0" b="0"/>
-                <wp:wrapNone/>
-                <wp:docPr id="1" name="Group 1"/>
-                <wp:cNvGraphicFramePr>
-                  <a:graphicFrameLocks xmlns:a="http://schemas.openxmlformats.org/drawingml/2006/main"/>
-                </wp:cNvGraphicFramePr>
-                <a:graphic xmlns:a="http://schemas.openxmlformats.org/drawingml/2006/main">
-                  <a:graphicData uri="http://schemas.microsoft.com/office/word/2010/wordprocessingGroup">
-                    <wpg:wgp>
-                      <wpg:cNvGrpSpPr>
-                        <a:grpSpLocks/>
-                      </wpg:cNvGrpSpPr>
-                      <wpg:grpSpPr>
-                        <a:xfrm>
-                          <a:off x="0" y="0"/>
-                          <a:ext cx="7435850" cy="9796780"/>
-                          <a:chOff x="0" y="0"/>
-                          <a:chExt cx="7435850" cy="9796780"/>
-                        </a:xfrm>
-                      </wpg:grpSpPr>
-                      <pic:pic xmlns:pic="http://schemas.openxmlformats.org/drawingml/2006/picture">
-                        <pic:nvPicPr>
-                          <pic:cNvPr id="2" name="Image 2"/>
-                          <pic:cNvPicPr/>
-                        </pic:nvPicPr>
-                        <pic:blipFill>
-                          <a:blip r:embed="rId4" cstate="print"/>
-                          <a:stretch>
-                            <a:fillRect/>
-                          </a:stretch>
-                        </pic:blipFill>
-                        <pic:spPr>
-                          <a:xfrm>
-                            <a:off x="0" y="0"/>
-                            <a:ext cx="7435596" cy="9796272"/>
-                          </a:xfrm>
-                          <a:prstGeom prst="rect">
-                            <a:avLst/>
-                          </a:prstGeom>
-                        </pic:spPr>
-                      </pic:pic>
-                      <pic:pic xmlns:pic="http://schemas.openxmlformats.org/drawingml/2006/picture">
-                        <pic:nvPicPr>
-                          <pic:cNvPr id="3" name="Image 3"/>
-                          <pic:cNvPicPr/>
-                        </pic:nvPicPr>
-                        <pic:blipFill>
-                          <a:blip r:embed="rId5" cstate="print"/>
-                          <a:stretch>
-                            <a:fillRect/>
-                          </a:stretch>
-                        </pic:blipFill>
-                        <pic:spPr>
-                          <a:xfrm>
-                            <a:off x="752855" y="7437121"/>
-                            <a:ext cx="1287780" cy="478536"/>
-                          </a:xfrm>
-                          <a:prstGeom prst="rect">
-                            <a:avLst/>
-                          </a:prstGeom>
-                        </pic:spPr>
-                      </pic:pic>
-                      <pic:pic xmlns:pic="http://schemas.openxmlformats.org/drawingml/2006/picture">
-                        <pic:nvPicPr>
-                          <pic:cNvPr id="4" name="Image 4"/>
-                          <pic:cNvPicPr/>
-                        </pic:nvPicPr>
-                        <pic:blipFill>
-                          <a:blip r:embed="rId6" cstate="print"/>
-                          <a:stretch>
-                            <a:fillRect/>
-                          </a:stretch>
-                        </pic:blipFill>
-                        <pic:spPr>
-                          <a:xfrm>
-                            <a:off x="3438144" y="3909061"/>
-                            <a:ext cx="96012" cy="166115"/>
-                          </a:xfrm>
-                          <a:prstGeom prst="rect">
-                            <a:avLst/>
-                          </a:prstGeom>
-                        </pic:spPr>
-                      </pic:pic>
-                    </wpg:wgp>
-                  </a:graphicData>
-                </a:graphic>
-              </wp:anchor>
-            </w:drawing>
-          </mc:Choice>
-          <mc:Fallback>
-            <w:pict>
-              <v:group w14:anchorId="1F1A1EB6" id="Group 1" o:spid="_x0000_s1026" style="position:absolute;margin-left:16.8pt;margin-top:19.8pt;width:585.5pt;height:771.4pt;z-index:-15842816;mso-wrap-distance-left:0;mso-wrap-distance-right:0;mso-position-horizontal-relative:page;mso-position-vertical-relative:page" coordsize="74358,97967" o:gfxdata="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">
-                <v:shapetype id="_x0000_t75" coordsize="21600,21600" o:spt="75" o:preferrelative="t" path="m@4@5l@4@11@9@11@9@5xe" filled="f" stroked="f">
-                  <v:stroke joinstyle="miter"/>
-                  <v:formulas>
-                    <v:f eqn="if lineDrawn pixelLineWidth 0"/>
-                    <v:f eqn="sum @0 1 0"/>
-                    <v:f eqn="sum 0 0 @1"/>
-                    <v:f eqn="prod @2 1 2"/>
-                    <v:f eqn="prod @3 21600 pixelWidth"/>
-                    <v:f eqn="prod @3 21600 pixelHeight"/>
-                    <v:f eqn="sum @0 0 1"/>
-                    <v:f eqn="prod @6 1 2"/>
-                    <v:f eqn="prod @7 21600 pixelWidth"/>
-                    <v:f eqn="sum @8 21600 0"/>
-                    <v:f eqn="prod @7 21600 pixelHeight"/>
-                    <v:f eqn="sum @10 21600 0"/>
-                  </v:formulas>
-                  <v:path o:extrusionok="f" gradientshapeok="t" o:connecttype="rect"/>
-                  <o:lock v:ext="edit" aspectratio="t"/>
-                </v:shapetype>
-                <v:shape id="Image 2" o:spid="_x0000_s1027" type="#_x0000_t75" style="position:absolute;width:74355;height:97962;visibility:visible;mso-wrap-style:square" o:gfxdata="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">
-                  <v:imagedata r:id="rId7" o:title=""/>
-                </v:shape>
-                <v:shape id="Image 3" o:spid="_x0000_s1028" type="#_x0000_t75" style="position:absolute;left:7528;top:74371;width:12878;height:4785;visibility:visible;mso-wrap-style:square" o:gfxdata="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">
-                  <v:imagedata r:id="rId8" o:title=""/>
-                </v:shape>
-                <v:shape id="Image 4" o:spid="_x0000_s1029" type="#_x0000_t75" style="position:absolute;left:34381;top:39090;width:960;height:1661;visibility:visible;mso-wrap-style:square" o:gfxdata="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">
-                  <v:imagedata r:id="rId9" o:title=""/>
-                </v:shape>
-                <w10:wrap anchorx="page" anchory="page"/>
-              </v:group>
-            </w:pict>
-          </mc:Fallback>
-        </mc:AlternateContent>
+          <w:spacing w:val="-4"/>
+        </w:rPr>
+        <w:t>Resolución</w:t>
+      </w:r>
+      <w:r>
+        <w:rPr>
+          <w:rFonts w:ascii="Arial" w:hAnsi="Arial"/>
+          <w:b/>
+          <w:spacing w:val="-16"/>
+        </w:rPr>
+        <w:t xml:space="preserve"> </w:t>
+      </w:r>
+      <w:r>
+        <w:rPr>
+          <w:rFonts w:ascii="Arial" w:hAnsi="Arial"/>
+          <w:b/>
+          <w:spacing w:val="-4"/>
+        </w:rPr>
+        <w:t>No.</w:t>
+      </w:r>
+      <w:r>
+        <w:rPr>
+          <w:rFonts w:ascii="Arial" w:hAnsi="Arial"/>
+          <w:b/>
+          <w:spacing w:val="-13"/>
+        </w:rPr>
+        <w:t xml:space="preserve"> </w:t>
+      </w:r>
+      <w:r>
+        <w:rPr>
+          <w:rFonts w:ascii="Arial" w:hAnsi="Arial"/>
+          <w:b/>
+          <w:spacing w:val="-13"/>
+        </w:rPr>
+        <w:t>{{</w:t>
+      </w:r>
+      <w:proofErr w:type="spellStart"/>
+      <w:r>
+        <w:rPr>
+          <w:rFonts w:ascii="Arial" w:hAnsi="Arial"/>
+          <w:b/>
+          <w:spacing w:val="-13"/>
+        </w:rPr>
+        <w:t>numero_resolucion</w:t>
+      </w:r>
+      <w:proofErr w:type="spellEnd"/>
+      <w:r>
+        <w:rPr>
+          <w:rFonts w:ascii="Arial" w:hAnsi="Arial"/>
+          <w:b/>
+          <w:spacing w:val="-13"/>
+        </w:rPr>
+        <w:t>}}</w:t>
       </w:r>
     </w:p>
     <w:p>
       <w:pPr>
-        <w:spacing w:before="70" w:line="314" w:lineRule="auto"/>
-        <w:ind w:left="3499" w:right="3845"/>
+        <w:spacing w:before="193"/>
+        <w:ind w:left="622" w:right="875"/>
         <w:jc w:val="center"/>
         <w:rPr>
           <w:rFonts w:ascii="Arial" w:hAnsi="Arial"/>
           <w:b/>
-          <w:spacing w:val="-4"/>
+          <w:spacing w:val="-2"/>
+        </w:rPr>
+      </w:pPr>
+      <w:proofErr w:type="gramStart"/>
+      <w:r>
+        <w:rPr>
+          <w:rFonts w:ascii="Arial" w:hAnsi="Arial"/>
+          <w:b/>
+          <w:spacing w:val="-2"/>
+        </w:rPr>
+        <w:t xml:space="preserve">{{ </w:t>
+      </w:r>
+      <w:proofErr w:type="spellStart"/>
+      <w:r>
+        <w:rPr>
+          <w:rFonts w:ascii="Arial" w:hAnsi="Arial"/>
+          <w:b/>
+          <w:spacing w:val="-2"/>
+        </w:rPr>
+        <w:t>fecha</w:t>
+      </w:r>
+      <w:proofErr w:type="gramEnd"/>
+      <w:r>
+        <w:rPr>
+          <w:rFonts w:ascii="Arial" w:hAnsi="Arial"/>
+          <w:b/>
+          <w:spacing w:val="-2"/>
+        </w:rPr>
+        <w:t>_</w:t>
+      </w:r>
+      <w:proofErr w:type="gramStart"/>
+      <w:r>
+        <w:rPr>
+          <w:rFonts w:ascii="Arial" w:hAnsi="Arial"/>
+          <w:b/>
+          <w:spacing w:val="-2"/>
+        </w:rPr>
+        <w:t>resolucion</w:t>
+      </w:r>
+      <w:proofErr w:type="spellEnd"/>
+      <w:r>
+        <w:rPr>
+          <w:rFonts w:ascii="Arial" w:hAnsi="Arial"/>
+          <w:b/>
+          <w:spacing w:val="-2"/>
+        </w:rPr>
+        <w:t xml:space="preserve"> }</w:t>
+      </w:r>
+      <w:proofErr w:type="gramEnd"/>
+      <w:r>
+        <w:rPr>
+          <w:rFonts w:ascii="Arial" w:hAnsi="Arial"/>
+          <w:b/>
+          <w:spacing w:val="-2"/>
+        </w:rPr>
+        <w:t>}</w:t>
+      </w:r>
+    </w:p>
+    <w:p>
+      <w:pPr>
+        <w:spacing w:before="193"/>
+        <w:ind w:left="622" w:right="875"/>
+        <w:jc w:val="both"/>
+        <w:rPr>
+          <w:rFonts w:ascii="Arial MT" w:hAnsi="Arial MT"/>
+          <w:sz w:val="20"/>
+        </w:rPr>
+      </w:pPr>
+      <w:r>
+        <w:rPr>
+          <w:rFonts w:ascii="Arial MT" w:hAnsi="Arial MT"/>
+          <w:sz w:val="20"/>
+        </w:rPr>
+        <w:t xml:space="preserve">Por medio de la cual se autoriza la Homologación en el programa de </w:t>
+      </w:r>
+      <w:r>
+        <w:rPr>
+          <w:rFonts w:ascii="Arial MT" w:hAnsi="Arial MT"/>
+          <w:sz w:val="20"/>
+        </w:rPr>
+        <w:t>ingeniería</w:t>
+      </w:r>
+      <w:r>
+        <w:rPr>
+          <w:rFonts w:ascii="Arial MT" w:hAnsi="Arial MT"/>
+          <w:sz w:val="20"/>
+        </w:rPr>
+        <w:t xml:space="preserve"> de sistemas y </w:t>
+      </w:r>
+      <w:r>
+        <w:rPr>
+          <w:rFonts w:ascii="Arial MT" w:hAnsi="Arial MT"/>
+          <w:spacing w:val="-2"/>
+          <w:sz w:val="20"/>
+        </w:rPr>
+        <w:t>Telecomunicaciones.</w:t>
+      </w:r>
+    </w:p>
+    <w:p>
+      <w:pPr>
+        <w:pStyle w:val="Textoindependiente"/>
+        <w:rPr>
+          <w:rFonts w:ascii="Arial MT"/>
+          <w:sz w:val="20"/>
         </w:rPr>
       </w:pPr>
     </w:p>
     <w:p>
       <w:pPr>
-        <w:spacing w:before="70" w:line="314" w:lineRule="auto"/>
-        <w:ind w:left="3499" w:right="3845"/>
-        <w:jc w:val="center"/>
-        <w:rPr>
-          <w:rFonts w:ascii="Arial" w:hAnsi="Arial"/>
-          <w:b/>
-          <w:spacing w:val="-4"/>
+        <w:pStyle w:val="Textoindependiente"/>
+        <w:spacing w:before="26"/>
+        <w:rPr>
+          <w:rFonts w:ascii="Arial MT"/>
+          <w:sz w:val="20"/>
         </w:rPr>
       </w:pPr>
     </w:p>
     <w:p>
       <w:pPr>
-        <w:spacing w:before="70" w:line="314" w:lineRule="auto"/>
-        <w:ind w:left="3499" w:right="3845"/>
+        <w:ind w:left="622" w:right="971"/>
+        <w:jc w:val="both"/>
+        <w:rPr>
+          <w:rFonts w:ascii="Arial MT" w:hAnsi="Arial MT"/>
+          <w:sz w:val="20"/>
+        </w:rPr>
+      </w:pPr>
+      <w:r>
+        <w:rPr>
+          <w:rFonts w:ascii="Arial MT" w:hAnsi="Arial MT"/>
+          <w:sz w:val="20"/>
+        </w:rPr>
+        <w:t>La Dirección del Programa de Ingeniería de Sistemas y Telecomunicaciones de la Facultad de Ciencias</w:t>
+      </w:r>
+      <w:r>
+        <w:rPr>
+          <w:rFonts w:ascii="Arial MT" w:hAnsi="Arial MT"/>
+          <w:spacing w:val="-14"/>
+          <w:sz w:val="20"/>
+        </w:rPr>
+        <w:t xml:space="preserve"> </w:t>
+      </w:r>
+      <w:r>
+        <w:rPr>
+          <w:rFonts w:ascii="Arial MT" w:hAnsi="Arial MT"/>
+          <w:sz w:val="20"/>
+        </w:rPr>
+        <w:t>e</w:t>
+      </w:r>
+      <w:r>
+        <w:rPr>
+          <w:rFonts w:ascii="Arial MT" w:hAnsi="Arial MT"/>
+          <w:spacing w:val="-14"/>
+          <w:sz w:val="20"/>
+        </w:rPr>
+        <w:t xml:space="preserve"> </w:t>
+      </w:r>
+      <w:r>
+        <w:rPr>
+          <w:rFonts w:ascii="Arial MT" w:hAnsi="Arial MT"/>
+          <w:sz w:val="20"/>
+        </w:rPr>
+        <w:t>ingeniería</w:t>
+      </w:r>
+      <w:r>
+        <w:rPr>
+          <w:rFonts w:ascii="Arial MT" w:hAnsi="Arial MT"/>
+          <w:spacing w:val="-13"/>
+          <w:sz w:val="20"/>
+        </w:rPr>
+        <w:t xml:space="preserve"> </w:t>
+      </w:r>
+      <w:r>
+        <w:rPr>
+          <w:rFonts w:ascii="Arial MT" w:hAnsi="Arial MT"/>
+          <w:sz w:val="20"/>
+        </w:rPr>
+        <w:t>de</w:t>
+      </w:r>
+      <w:r>
+        <w:rPr>
+          <w:rFonts w:ascii="Arial MT" w:hAnsi="Arial MT"/>
+          <w:spacing w:val="-8"/>
+          <w:sz w:val="20"/>
+        </w:rPr>
+        <w:t xml:space="preserve"> </w:t>
+      </w:r>
+      <w:r>
+        <w:rPr>
+          <w:rFonts w:ascii="Arial MT" w:hAnsi="Arial MT"/>
+          <w:sz w:val="20"/>
+        </w:rPr>
+        <w:t>la</w:t>
+      </w:r>
+      <w:r>
+        <w:rPr>
+          <w:rFonts w:ascii="Arial MT" w:hAnsi="Arial MT"/>
+          <w:spacing w:val="-5"/>
+          <w:sz w:val="20"/>
+        </w:rPr>
+        <w:t xml:space="preserve"> </w:t>
+      </w:r>
+      <w:r>
+        <w:rPr>
+          <w:rFonts w:ascii="Arial MT" w:hAnsi="Arial MT"/>
+          <w:sz w:val="20"/>
+        </w:rPr>
+        <w:t>Universidad</w:t>
+      </w:r>
+      <w:r>
+        <w:rPr>
+          <w:rFonts w:ascii="Arial MT" w:hAnsi="Arial MT"/>
+          <w:spacing w:val="-7"/>
+          <w:sz w:val="20"/>
+        </w:rPr>
+        <w:t xml:space="preserve"> </w:t>
+      </w:r>
+      <w:r>
+        <w:rPr>
+          <w:rFonts w:ascii="Arial MT" w:hAnsi="Arial MT"/>
+          <w:sz w:val="20"/>
+        </w:rPr>
+        <w:t>de</w:t>
+      </w:r>
+      <w:r>
+        <w:rPr>
+          <w:rFonts w:ascii="Arial MT" w:hAnsi="Arial MT"/>
+          <w:spacing w:val="-8"/>
+          <w:sz w:val="20"/>
+        </w:rPr>
+        <w:t xml:space="preserve"> </w:t>
+      </w:r>
+      <w:r>
+        <w:rPr>
+          <w:rFonts w:ascii="Arial MT" w:hAnsi="Arial MT"/>
+          <w:sz w:val="20"/>
+        </w:rPr>
+        <w:t>Manizales,</w:t>
+      </w:r>
+      <w:r>
+        <w:rPr>
+          <w:rFonts w:ascii="Arial MT" w:hAnsi="Arial MT"/>
+          <w:spacing w:val="-2"/>
+          <w:sz w:val="20"/>
+        </w:rPr>
+        <w:t xml:space="preserve"> </w:t>
+      </w:r>
+      <w:r>
+        <w:rPr>
+          <w:rFonts w:ascii="Arial MT" w:hAnsi="Arial MT"/>
+          <w:sz w:val="20"/>
+        </w:rPr>
+        <w:t>en</w:t>
+      </w:r>
+      <w:r>
+        <w:rPr>
+          <w:rFonts w:ascii="Arial MT" w:hAnsi="Arial MT"/>
+          <w:spacing w:val="-9"/>
+          <w:sz w:val="20"/>
+        </w:rPr>
+        <w:t xml:space="preserve"> </w:t>
+      </w:r>
+      <w:r>
+        <w:rPr>
+          <w:rFonts w:ascii="Arial MT" w:hAnsi="Arial MT"/>
+          <w:sz w:val="20"/>
+        </w:rPr>
+        <w:t>uso</w:t>
+      </w:r>
+      <w:r>
+        <w:rPr>
+          <w:rFonts w:ascii="Arial MT" w:hAnsi="Arial MT"/>
+          <w:spacing w:val="-7"/>
+          <w:sz w:val="20"/>
+        </w:rPr>
+        <w:t xml:space="preserve"> </w:t>
+      </w:r>
+      <w:r>
+        <w:rPr>
+          <w:rFonts w:ascii="Arial MT" w:hAnsi="Arial MT"/>
+          <w:sz w:val="20"/>
+        </w:rPr>
+        <w:t>de</w:t>
+      </w:r>
+      <w:r>
+        <w:rPr>
+          <w:rFonts w:ascii="Arial MT" w:hAnsi="Arial MT"/>
+          <w:spacing w:val="-11"/>
+          <w:sz w:val="20"/>
+        </w:rPr>
+        <w:t xml:space="preserve"> </w:t>
+      </w:r>
+      <w:r>
+        <w:rPr>
+          <w:rFonts w:ascii="Arial MT" w:hAnsi="Arial MT"/>
+          <w:sz w:val="20"/>
+        </w:rPr>
+        <w:t>sus</w:t>
+      </w:r>
+      <w:r>
+        <w:rPr>
+          <w:rFonts w:ascii="Arial MT" w:hAnsi="Arial MT"/>
+          <w:spacing w:val="-6"/>
+          <w:sz w:val="20"/>
+        </w:rPr>
+        <w:t xml:space="preserve"> </w:t>
+      </w:r>
+      <w:r>
+        <w:rPr>
+          <w:rFonts w:ascii="Arial MT" w:hAnsi="Arial MT"/>
+          <w:sz w:val="20"/>
+        </w:rPr>
+        <w:t>facultades</w:t>
+      </w:r>
+      <w:r>
+        <w:rPr>
+          <w:rFonts w:ascii="Arial MT" w:hAnsi="Arial MT"/>
+          <w:spacing w:val="-6"/>
+          <w:sz w:val="20"/>
+        </w:rPr>
+        <w:t xml:space="preserve"> </w:t>
+      </w:r>
+      <w:r>
+        <w:rPr>
+          <w:rFonts w:ascii="Arial MT" w:hAnsi="Arial MT"/>
+          <w:sz w:val="20"/>
+        </w:rPr>
+        <w:t>legales,</w:t>
+      </w:r>
+      <w:r>
+        <w:rPr>
+          <w:rFonts w:ascii="Arial MT" w:hAnsi="Arial MT"/>
+          <w:spacing w:val="-8"/>
+          <w:sz w:val="20"/>
+        </w:rPr>
+        <w:t xml:space="preserve"> </w:t>
+      </w:r>
+      <w:r>
+        <w:rPr>
+          <w:rFonts w:ascii="Arial MT" w:hAnsi="Arial MT"/>
+          <w:sz w:val="20"/>
+        </w:rPr>
+        <w:t>estatutarias, reglamentarias, y,</w:t>
+      </w:r>
+    </w:p>
+    <w:p>
+      <w:pPr>
+        <w:spacing w:before="227"/>
+        <w:ind w:left="3499" w:right="3851"/>
         <w:jc w:val="center"/>
         <w:rPr>
-          <w:rFonts w:ascii="Arial" w:hAnsi="Arial"/>
-          <w:b/>
-          <w:spacing w:val="-4"/>
+          <w:rFonts w:ascii="Arial"/>
+          <w:b/>
+          <w:sz w:val="20"/>
+        </w:rPr>
+      </w:pPr>
+      <w:r>
+        <w:rPr>
+          <w:rFonts w:ascii="Arial"/>
+          <w:b/>
+          <w:spacing w:val="-2"/>
+          <w:sz w:val="20"/>
+        </w:rPr>
+        <w:t>Considerando</w:t>
+      </w:r>
+    </w:p>
+    <w:p>
+      <w:pPr>
+        <w:spacing w:before="229"/>
+        <w:ind w:left="622" w:right="966"/>
+        <w:jc w:val="both"/>
+        <w:rPr>
+          <w:rFonts w:ascii="Arial" w:hAnsi="Arial"/>
+          <w:b/>
+          <w:sz w:val="20"/>
+        </w:rPr>
+      </w:pPr>
+      <w:r>
+        <w:rPr>
+          <w:rFonts w:ascii="Arial MT" w:hAnsi="Arial MT"/>
+          <w:sz w:val="20"/>
+        </w:rPr>
+        <w:t xml:space="preserve">Que </w:t>
+      </w:r>
+      <w:r>
+        <w:rPr>
+          <w:rFonts w:ascii="Arial MT" w:hAnsi="Arial MT"/>
+          <w:sz w:val="20"/>
+        </w:rPr>
+        <w:t xml:space="preserve">el </w:t>
+      </w:r>
+      <w:r>
+        <w:rPr>
+          <w:rFonts w:ascii="Arial MT" w:hAnsi="Arial MT"/>
+          <w:sz w:val="20"/>
+        </w:rPr>
+        <w:t xml:space="preserve">estudiante, </w:t>
+      </w:r>
+      <w:r>
+        <w:rPr>
+          <w:rFonts w:ascii="Arial" w:hAnsi="Arial"/>
+          <w:b/>
+          <w:bCs/>
+          <w:sz w:val="20"/>
+        </w:rPr>
+        <w:t>{{</w:t>
+      </w:r>
+      <w:proofErr w:type="spellStart"/>
+      <w:r>
+        <w:rPr>
+          <w:rFonts w:ascii="Arial" w:hAnsi="Arial"/>
+          <w:b/>
+          <w:bCs/>
+          <w:sz w:val="20"/>
+        </w:rPr>
+        <w:t>nombre_estudian</w:t>
+      </w:r>
+      <w:r>
+        <w:rPr>
+          <w:rFonts w:ascii="Arial" w:hAnsi="Arial"/>
+          <w:b/>
+          <w:bCs/>
+          <w:sz w:val="20"/>
+        </w:rPr>
+        <w:t>te</w:t>
+      </w:r>
+      <w:proofErr w:type="spellEnd"/>
+      <w:r>
+        <w:rPr>
+          <w:rFonts w:ascii="Arial" w:hAnsi="Arial"/>
+          <w:b/>
+          <w:bCs/>
+          <w:sz w:val="20"/>
+        </w:rPr>
+        <w:t>}}</w:t>
+      </w:r>
+      <w:r>
+        <w:rPr>
+          <w:rFonts w:ascii="Arial" w:hAnsi="Arial"/>
+          <w:b/>
+          <w:sz w:val="20"/>
+        </w:rPr>
+        <w:t> </w:t>
+      </w:r>
+      <w:r>
+        <w:rPr>
+          <w:rFonts w:ascii="Arial MT" w:hAnsi="Arial MT"/>
+          <w:sz w:val="20"/>
+        </w:rPr>
+        <w:t>identificado con código estudiantil No.</w:t>
+      </w:r>
+      <w:r>
+        <w:t xml:space="preserve"> </w:t>
+      </w:r>
+      <w:proofErr w:type="gramStart"/>
+      <w:r>
+        <w:rPr>
+          <w:rFonts w:ascii="Arial MT" w:hAnsi="Arial MT"/>
+          <w:sz w:val="20"/>
+        </w:rPr>
+        <w:t xml:space="preserve">{{ </w:t>
+      </w:r>
+      <w:proofErr w:type="spellStart"/>
+      <w:r>
+        <w:rPr>
+          <w:rFonts w:ascii="Arial MT" w:hAnsi="Arial MT"/>
+          <w:sz w:val="20"/>
+        </w:rPr>
+        <w:t>codigo</w:t>
+      </w:r>
+      <w:proofErr w:type="gramEnd"/>
+      <w:r>
+        <w:rPr>
+          <w:rFonts w:ascii="Arial MT" w:hAnsi="Arial MT"/>
+          <w:sz w:val="20"/>
+        </w:rPr>
+        <w:t>_</w:t>
+      </w:r>
+      <w:proofErr w:type="gramStart"/>
+      <w:r>
+        <w:rPr>
+          <w:rFonts w:ascii="Arial MT" w:hAnsi="Arial MT"/>
+          <w:sz w:val="20"/>
+        </w:rPr>
+        <w:t>estudiante</w:t>
+      </w:r>
+      <w:proofErr w:type="spellEnd"/>
+      <w:r>
+        <w:rPr>
+          <w:rFonts w:ascii="Arial MT" w:hAnsi="Arial MT"/>
+          <w:sz w:val="20"/>
+        </w:rPr>
+        <w:t xml:space="preserve"> }</w:t>
+      </w:r>
+      <w:proofErr w:type="gramEnd"/>
+      <w:r>
+        <w:rPr>
+          <w:rFonts w:ascii="Arial MT" w:hAnsi="Arial MT"/>
+          <w:sz w:val="20"/>
+        </w:rPr>
+        <w:t>}</w:t>
+      </w:r>
+      <w:r>
+        <w:rPr>
+          <w:rFonts w:ascii="Arial MT" w:hAnsi="Arial MT"/>
+        </w:rPr>
+        <w:t> </w:t>
+      </w:r>
+      <w:r>
+        <w:rPr>
+          <w:rFonts w:ascii="Arial MT" w:hAnsi="Arial MT"/>
+          <w:spacing w:val="-6"/>
+        </w:rPr>
+        <w:t xml:space="preserve"> </w:t>
+      </w:r>
+      <w:r>
+        <w:rPr>
+          <w:rFonts w:ascii="Arial MT" w:hAnsi="Arial MT"/>
+          <w:sz w:val="20"/>
+        </w:rPr>
+        <w:t>ha</w:t>
+      </w:r>
+      <w:r>
+        <w:rPr>
+          <w:rFonts w:ascii="Arial MT" w:hAnsi="Arial MT"/>
+          <w:spacing w:val="-1"/>
+          <w:sz w:val="20"/>
+        </w:rPr>
+        <w:t xml:space="preserve"> </w:t>
+      </w:r>
+      <w:r>
+        <w:rPr>
+          <w:rFonts w:ascii="Arial MT" w:hAnsi="Arial MT"/>
+          <w:sz w:val="20"/>
+        </w:rPr>
+        <w:t>solicitado</w:t>
+      </w:r>
+      <w:r>
+        <w:rPr>
+          <w:rFonts w:ascii="Arial MT" w:hAnsi="Arial MT"/>
+          <w:spacing w:val="-1"/>
+          <w:sz w:val="20"/>
+        </w:rPr>
+        <w:t xml:space="preserve"> </w:t>
+      </w:r>
+      <w:r>
+        <w:rPr>
+          <w:rFonts w:ascii="Arial MT" w:hAnsi="Arial MT"/>
+          <w:sz w:val="20"/>
+        </w:rPr>
+        <w:t>la homologación de la(s) asignatura(s); cursada(s) y</w:t>
+      </w:r>
+      <w:r>
+        <w:rPr>
+          <w:rFonts w:ascii="Arial MT" w:hAnsi="Arial MT"/>
+          <w:spacing w:val="-3"/>
+          <w:sz w:val="20"/>
+        </w:rPr>
+        <w:t xml:space="preserve"> </w:t>
+      </w:r>
+      <w:r>
+        <w:rPr>
+          <w:rFonts w:ascii="Arial MT" w:hAnsi="Arial MT"/>
+          <w:sz w:val="20"/>
+        </w:rPr>
+        <w:t xml:space="preserve">aprobada(s) en el programa de </w:t>
+      </w:r>
+      <w:r>
+        <w:rPr>
+          <w:rFonts w:ascii="Arial" w:hAnsi="Arial"/>
+          <w:b/>
+          <w:sz w:val="20"/>
+        </w:rPr>
+        <w:t xml:space="preserve">OPPENED EDUCACIÓN ABIERTA AL MUNDO DE LA UNIVERSIDAD DE </w:t>
+      </w:r>
+      <w:r>
+        <w:rPr>
+          <w:rFonts w:ascii="Arial" w:hAnsi="Arial"/>
+          <w:b/>
+          <w:spacing w:val="-2"/>
+          <w:sz w:val="20"/>
+        </w:rPr>
+        <w:t>MANIZALES.</w:t>
+      </w:r>
+    </w:p>
+    <w:p>
+      <w:pPr>
+        <w:pStyle w:val="Textoindependiente"/>
+        <w:spacing w:before="5"/>
+        <w:rPr>
+          <w:rFonts w:ascii="Arial"/>
+          <w:b/>
+          <w:sz w:val="20"/>
         </w:rPr>
       </w:pPr>
     </w:p>
     <w:p>
       <w:pPr>
-        <w:spacing w:before="70" w:line="314" w:lineRule="auto"/>
-        <w:ind w:left="3499" w:right="3845"/>
+        <w:ind w:left="3499" w:right="3847"/>
         <w:jc w:val="center"/>
         <w:rPr>
-          <w:rFonts w:ascii="Arial" w:hAnsi="Arial"/>
-          <w:b/>
-          <w:spacing w:val="-4"/>
+          <w:rFonts w:ascii="Arial MT"/>
+          <w:sz w:val="20"/>
+        </w:rPr>
+      </w:pPr>
+      <w:r>
+        <w:rPr>
+          <w:rFonts w:ascii="Arial MT"/>
+          <w:spacing w:val="-2"/>
+          <w:sz w:val="20"/>
+        </w:rPr>
+        <w:t>Resuelve</w:t>
+      </w:r>
+    </w:p>
+    <w:p>
+      <w:pPr>
+        <w:pStyle w:val="Textoindependiente"/>
+        <w:spacing w:before="47"/>
+        <w:rPr>
+          <w:rFonts w:ascii="Arial MT"/>
+          <w:sz w:val="20"/>
         </w:rPr>
       </w:pPr>
     </w:p>
     <w:p>
       <w:pPr>
-        <w:spacing w:before="70" w:line="314" w:lineRule="auto"/>
-        <w:ind w:left="3499" w:right="3845"/>
+        <w:spacing w:line="242" w:lineRule="auto"/>
+        <w:ind w:left="622" w:right="1013"/>
+        <w:jc w:val="both"/>
+        <w:rPr>
+          <w:rFonts w:ascii="Arial MT" w:hAnsi="Arial MT"/>
+          <w:sz w:val="20"/>
+        </w:rPr>
+      </w:pPr>
+      <w:r>
+        <w:rPr>
+          <w:rFonts w:ascii="Arial" w:hAnsi="Arial"/>
+          <w:b/>
+          <w:sz w:val="20"/>
+        </w:rPr>
+        <w:t>Artículo Único:</w:t>
+      </w:r>
+      <w:r>
+        <w:rPr>
+          <w:rFonts w:ascii="Arial" w:hAnsi="Arial"/>
+          <w:b/>
+          <w:spacing w:val="40"/>
+          <w:sz w:val="20"/>
+        </w:rPr>
+        <w:t xml:space="preserve"> </w:t>
+      </w:r>
+      <w:r>
+        <w:rPr>
+          <w:rFonts w:ascii="Arial MT" w:hAnsi="Arial MT"/>
+          <w:sz w:val="20"/>
+        </w:rPr>
+        <w:t>Homologar</w:t>
+      </w:r>
+      <w:r>
+        <w:rPr>
+          <w:rFonts w:ascii="Arial MT" w:hAnsi="Arial MT"/>
+          <w:spacing w:val="40"/>
+          <w:sz w:val="20"/>
+        </w:rPr>
+        <w:t xml:space="preserve"> </w:t>
+      </w:r>
+      <w:r>
+        <w:rPr>
+          <w:rFonts w:ascii="Arial MT" w:hAnsi="Arial MT"/>
+          <w:sz w:val="20"/>
+        </w:rPr>
+        <w:t>a</w:t>
+      </w:r>
+      <w:r>
+        <w:rPr>
+          <w:rFonts w:ascii="Arial MT" w:hAnsi="Arial MT"/>
+          <w:spacing w:val="40"/>
+          <w:sz w:val="20"/>
+        </w:rPr>
+        <w:t>l</w:t>
+      </w:r>
+      <w:r>
+        <w:rPr>
+          <w:rFonts w:ascii="Arial MT" w:hAnsi="Arial MT"/>
+          <w:spacing w:val="40"/>
+          <w:sz w:val="20"/>
+        </w:rPr>
+        <w:t xml:space="preserve"> </w:t>
+      </w:r>
+      <w:r>
+        <w:rPr>
+          <w:rFonts w:ascii="Arial MT" w:hAnsi="Arial MT"/>
+          <w:sz w:val="20"/>
+        </w:rPr>
+        <w:t>estudiante</w:t>
+      </w:r>
+      <w:r>
+        <w:rPr>
+          <w:rFonts w:ascii="Arial MT" w:hAnsi="Arial MT"/>
+          <w:spacing w:val="40"/>
+          <w:sz w:val="20"/>
+        </w:rPr>
+        <w:t xml:space="preserve"> </w:t>
+      </w:r>
+      <w:proofErr w:type="gramStart"/>
+      <w:r>
+        <w:rPr>
+          <w:rFonts w:ascii="Arial" w:hAnsi="Arial"/>
+          <w:b/>
+          <w:bCs/>
+          <w:sz w:val="20"/>
+        </w:rPr>
+        <w:t xml:space="preserve">{{ </w:t>
+      </w:r>
+      <w:proofErr w:type="spellStart"/>
+      <w:r>
+        <w:rPr>
+          <w:rFonts w:ascii="Arial" w:hAnsi="Arial"/>
+          <w:b/>
+          <w:bCs/>
+          <w:sz w:val="20"/>
+        </w:rPr>
+        <w:t>nombre</w:t>
+      </w:r>
+      <w:proofErr w:type="gramEnd"/>
+      <w:r>
+        <w:rPr>
+          <w:rFonts w:ascii="Arial" w:hAnsi="Arial"/>
+          <w:b/>
+          <w:bCs/>
+          <w:sz w:val="20"/>
+        </w:rPr>
+        <w:t>_</w:t>
+      </w:r>
+      <w:proofErr w:type="gramStart"/>
+      <w:r>
+        <w:rPr>
+          <w:rFonts w:ascii="Arial" w:hAnsi="Arial"/>
+          <w:b/>
+          <w:bCs/>
+          <w:sz w:val="20"/>
+        </w:rPr>
+        <w:t>estudiante</w:t>
+      </w:r>
+      <w:proofErr w:type="spellEnd"/>
+      <w:r>
+        <w:rPr>
+          <w:rFonts w:ascii="Arial" w:hAnsi="Arial"/>
+          <w:b/>
+          <w:bCs/>
+          <w:sz w:val="20"/>
+        </w:rPr>
+        <w:t xml:space="preserve"> }</w:t>
+      </w:r>
+      <w:proofErr w:type="gramEnd"/>
+      <w:r>
+        <w:rPr>
+          <w:rFonts w:ascii="Arial" w:hAnsi="Arial"/>
+          <w:b/>
+          <w:bCs/>
+          <w:sz w:val="20"/>
+        </w:rPr>
+        <w:t>}</w:t>
+      </w:r>
+      <w:r>
+        <w:rPr>
+          <w:rFonts w:ascii="Arial" w:hAnsi="Arial"/>
+          <w:b/>
+          <w:sz w:val="20"/>
+        </w:rPr>
+        <w:t> </w:t>
+      </w:r>
+      <w:r>
+        <w:rPr>
+          <w:rFonts w:ascii="Arial" w:hAnsi="Arial"/>
+          <w:b/>
+          <w:sz w:val="20"/>
+        </w:rPr>
+        <w:t>,</w:t>
+      </w:r>
+      <w:r>
+        <w:rPr>
+          <w:rFonts w:ascii="Arial" w:hAnsi="Arial"/>
+          <w:b/>
+          <w:spacing w:val="-1"/>
+          <w:sz w:val="20"/>
+        </w:rPr>
+        <w:t xml:space="preserve"> </w:t>
+      </w:r>
+      <w:r>
+        <w:rPr>
+          <w:rFonts w:ascii="Arial MT" w:hAnsi="Arial MT"/>
+          <w:sz w:val="20"/>
+        </w:rPr>
+        <w:t>identificada</w:t>
+      </w:r>
+      <w:r>
+        <w:rPr>
+          <w:rFonts w:ascii="Arial MT" w:hAnsi="Arial MT"/>
+          <w:spacing w:val="-4"/>
+          <w:sz w:val="20"/>
+        </w:rPr>
+        <w:t xml:space="preserve"> </w:t>
+      </w:r>
+      <w:r>
+        <w:rPr>
+          <w:rFonts w:ascii="Arial MT" w:hAnsi="Arial MT"/>
+          <w:sz w:val="20"/>
+        </w:rPr>
+        <w:t xml:space="preserve">con código estudiantil No. </w:t>
+      </w:r>
+      <w:proofErr w:type="gramStart"/>
+      <w:r>
+        <w:rPr>
+          <w:rFonts w:ascii="Arial MT" w:hAnsi="Arial MT"/>
+          <w:b/>
+          <w:bCs/>
+        </w:rPr>
+        <w:t xml:space="preserve">{{ </w:t>
+      </w:r>
+      <w:proofErr w:type="spellStart"/>
+      <w:r>
+        <w:rPr>
+          <w:rFonts w:ascii="Arial MT" w:hAnsi="Arial MT"/>
+          <w:b/>
+          <w:bCs/>
+        </w:rPr>
+        <w:t>codigo</w:t>
+      </w:r>
+      <w:proofErr w:type="gramEnd"/>
+      <w:r>
+        <w:rPr>
+          <w:rFonts w:ascii="Arial MT" w:hAnsi="Arial MT"/>
+          <w:b/>
+          <w:bCs/>
+        </w:rPr>
+        <w:t>_</w:t>
+      </w:r>
+      <w:proofErr w:type="gramStart"/>
+      <w:r>
+        <w:rPr>
+          <w:rFonts w:ascii="Arial MT" w:hAnsi="Arial MT"/>
+          <w:b/>
+          <w:bCs/>
+        </w:rPr>
+        <w:t>estudiante</w:t>
+      </w:r>
+      <w:proofErr w:type="spellEnd"/>
+      <w:r>
+        <w:rPr>
+          <w:rFonts w:ascii="Arial MT" w:hAnsi="Arial MT"/>
+          <w:b/>
+          <w:bCs/>
+        </w:rPr>
+        <w:t xml:space="preserve"> }</w:t>
+      </w:r>
+      <w:proofErr w:type="gramEnd"/>
+      <w:r>
+        <w:rPr>
+          <w:rFonts w:ascii="Arial MT" w:hAnsi="Arial MT"/>
+          <w:b/>
+          <w:bCs/>
+        </w:rPr>
+        <w:t>}</w:t>
+      </w:r>
+      <w:r>
+        <w:rPr>
+          <w:rFonts w:ascii="Arial MT" w:hAnsi="Arial MT"/>
+        </w:rPr>
+        <w:t> </w:t>
+      </w:r>
+      <w:r>
+        <w:rPr>
+          <w:rFonts w:ascii="Arial MT" w:hAnsi="Arial MT"/>
+          <w:sz w:val="20"/>
+        </w:rPr>
+        <w:t>, las siguientes asignaturas:</w:t>
+      </w:r>
+    </w:p>
+    <w:p>
+      <w:pPr>
+        <w:pStyle w:val="Textoindependiente"/>
+        <w:spacing w:before="29"/>
+        <w:rPr>
+          <w:rFonts w:ascii="Arial MT"/>
+          <w:sz w:val="20"/>
+        </w:rPr>
+      </w:pPr>
+    </w:p>
+    <w:tbl>
+      <w:tblPr>
+        <w:tblStyle w:val="TableNormal"/>
+        <w:tblW w:w="0" w:type="auto"/>
+        <w:tblInd w:w="317" w:type="dxa"/>
+        <w:tblBorders>
+          <w:top w:val="single" w:sz="4" w:space="0" w:color="000000"/>
+          <w:left w:val="single" w:sz="4" w:space="0" w:color="000000"/>
+          <w:bottom w:val="single" w:sz="4" w:space="0" w:color="000000"/>
+          <w:right w:val="single" w:sz="4" w:space="0" w:color="000000"/>
+          <w:insideH w:val="single" w:sz="4" w:space="0" w:color="000000"/>
+          <w:insideV w:val="single" w:sz="4" w:space="0" w:color="000000"/>
+        </w:tblBorders>
+        <w:tblLayout w:type="fixed"/>
+        <w:tblLook w:val="01E0" w:firstRow="1" w:lastRow="1" w:firstColumn="1" w:lastColumn="1" w:noHBand="0" w:noVBand="0"/>
+      </w:tblPr>
+      <w:tblGrid>
+        <w:gridCol w:w="1248"/>
+        <w:gridCol w:w="2381"/>
+        <w:gridCol w:w="1128"/>
+        <w:gridCol w:w="1541"/>
+        <w:gridCol w:w="1541"/>
+        <w:gridCol w:w="1111"/>
+        <w:gridCol w:w="1005"/>
+      </w:tblGrid>
+      <w:tr>
+        <w:trPr>
+          <w:trHeight w:val="1106"/>
+        </w:trPr>
+        <w:tc>
+          <w:tcPr>
+            <w:tcW w:w="1248" w:type="dxa"/>
+            <w:shd w:val="clear" w:color="auto" w:fill="EBEBEB"/>
+          </w:tcPr>
+          <w:p>
+            <w:pPr>
+              <w:pStyle w:val="TableParagraph"/>
+              <w:spacing w:before="27"/>
+              <w:rPr>
+                <w:rFonts w:ascii="Arial" w:hAnsi="Arial" w:cs="Arial"/>
+                <w:sz w:val="18"/>
+              </w:rPr>
+            </w:pPr>
+          </w:p>
+          <w:p>
+            <w:pPr>
+              <w:pStyle w:val="TableParagraph"/>
+              <w:ind w:left="335"/>
+              <w:rPr>
+                <w:rFonts w:ascii="Arial" w:hAnsi="Arial" w:cs="Arial"/>
+                <w:b/>
+                <w:sz w:val="18"/>
+              </w:rPr>
+            </w:pPr>
+            <w:r>
+              <w:rPr>
+                <w:rFonts w:ascii="Arial" w:hAnsi="Arial" w:cs="Arial"/>
+                <w:b/>
+                <w:spacing w:val="-5"/>
+                <w:sz w:val="18"/>
+              </w:rPr>
+              <w:t>Año</w:t>
+            </w:r>
+            <w:r>
+              <w:rPr>
+                <w:rFonts w:ascii="Arial" w:hAnsi="Arial" w:cs="Arial"/>
+                <w:b/>
+                <w:sz w:val="18"/>
+              </w:rPr>
+              <w:t>-</w:t>
+            </w:r>
+            <w:r>
+              <w:rPr>
+                <w:rFonts w:ascii="Arial" w:hAnsi="Arial" w:cs="Arial"/>
+                <w:b/>
+                <w:spacing w:val="-4"/>
+                <w:sz w:val="18"/>
+              </w:rPr>
+              <w:t>Perio</w:t>
+            </w:r>
+            <w:r>
+              <w:rPr>
+                <w:rFonts w:ascii="Arial" w:hAnsi="Arial" w:cs="Arial"/>
+                <w:b/>
+                <w:spacing w:val="-6"/>
+                <w:sz w:val="18"/>
+              </w:rPr>
+              <w:t>do</w:t>
+            </w:r>
+          </w:p>
+        </w:tc>
+        <w:tc>
+          <w:tcPr>
+            <w:tcW w:w="2381" w:type="dxa"/>
+            <w:shd w:val="clear" w:color="auto" w:fill="EBEBEB"/>
+          </w:tcPr>
+          <w:p>
+            <w:pPr>
+              <w:pStyle w:val="TableParagraph"/>
+              <w:rPr>
+                <w:rFonts w:ascii="Arial" w:hAnsi="Arial" w:cs="Arial"/>
+                <w:sz w:val="18"/>
+              </w:rPr>
+            </w:pPr>
+          </w:p>
+          <w:p>
+            <w:pPr>
+              <w:pStyle w:val="TableParagraph"/>
+              <w:spacing w:before="41"/>
+              <w:rPr>
+                <w:rFonts w:ascii="Arial" w:hAnsi="Arial" w:cs="Arial"/>
+                <w:sz w:val="18"/>
+              </w:rPr>
+            </w:pPr>
+          </w:p>
+          <w:p>
+            <w:pPr>
+              <w:pStyle w:val="TableParagraph"/>
+              <w:ind w:left="887"/>
+              <w:rPr>
+                <w:rFonts w:ascii="Arial" w:hAnsi="Arial" w:cs="Arial"/>
+                <w:b/>
+                <w:sz w:val="18"/>
+              </w:rPr>
+            </w:pPr>
+            <w:r>
+              <w:rPr>
+                <w:rFonts w:ascii="Arial" w:hAnsi="Arial" w:cs="Arial"/>
+                <w:b/>
+                <w:spacing w:val="-2"/>
+                <w:sz w:val="18"/>
+              </w:rPr>
+              <w:t>OPPENED</w:t>
+            </w:r>
+          </w:p>
+        </w:tc>
+        <w:tc>
+          <w:tcPr>
+            <w:tcW w:w="1128" w:type="dxa"/>
+            <w:shd w:val="clear" w:color="auto" w:fill="EBEBEB"/>
+          </w:tcPr>
+          <w:p>
+            <w:pPr>
+              <w:pStyle w:val="TableParagraph"/>
+              <w:rPr>
+                <w:rFonts w:ascii="Arial" w:hAnsi="Arial" w:cs="Arial"/>
+                <w:sz w:val="18"/>
+              </w:rPr>
+            </w:pPr>
+          </w:p>
+          <w:p>
+            <w:pPr>
+              <w:pStyle w:val="TableParagraph"/>
+              <w:spacing w:before="50"/>
+              <w:rPr>
+                <w:rFonts w:ascii="Arial" w:hAnsi="Arial" w:cs="Arial"/>
+                <w:sz w:val="18"/>
+              </w:rPr>
+            </w:pPr>
+          </w:p>
+          <w:p>
+            <w:pPr>
+              <w:pStyle w:val="TableParagraph"/>
+              <w:ind w:left="379"/>
+              <w:rPr>
+                <w:rFonts w:ascii="Arial" w:hAnsi="Arial" w:cs="Arial"/>
+                <w:b/>
+                <w:sz w:val="18"/>
+              </w:rPr>
+            </w:pPr>
+            <w:r>
+              <w:rPr>
+                <w:rFonts w:ascii="Arial" w:hAnsi="Arial" w:cs="Arial"/>
+                <w:b/>
+                <w:spacing w:val="-4"/>
+                <w:sz w:val="18"/>
+              </w:rPr>
+              <w:t>Nota</w:t>
+            </w:r>
+          </w:p>
+        </w:tc>
+        <w:tc>
+          <w:tcPr>
+            <w:tcW w:w="1541" w:type="dxa"/>
+            <w:shd w:val="clear" w:color="auto" w:fill="EBEBEB"/>
+          </w:tcPr>
+          <w:p>
+            <w:pPr>
+              <w:pStyle w:val="TableParagraph"/>
+              <w:spacing w:before="204"/>
+              <w:rPr>
+                <w:rFonts w:ascii="Arial" w:hAnsi="Arial" w:cs="Arial"/>
+                <w:sz w:val="18"/>
+              </w:rPr>
+            </w:pPr>
+          </w:p>
+          <w:p>
+            <w:pPr>
+              <w:pStyle w:val="TableParagraph"/>
+              <w:ind w:left="4" w:right="92"/>
+              <w:rPr>
+                <w:rFonts w:ascii="Arial" w:hAnsi="Arial" w:cs="Arial"/>
+                <w:b/>
+                <w:bCs/>
+                <w:sz w:val="18"/>
+              </w:rPr>
+            </w:pPr>
+            <w:r>
+              <w:rPr>
+                <w:rFonts w:ascii="Arial" w:hAnsi="Arial" w:cs="Arial"/>
+                <w:b/>
+                <w:bCs/>
+                <w:spacing w:val="-4"/>
+                <w:sz w:val="18"/>
+              </w:rPr>
+              <w:t xml:space="preserve">NOTA </w:t>
+            </w:r>
+            <w:r>
+              <w:rPr>
+                <w:rFonts w:ascii="Arial" w:hAnsi="Arial" w:cs="Arial"/>
+                <w:b/>
+                <w:bCs/>
+                <w:spacing w:val="-2"/>
+                <w:sz w:val="18"/>
+              </w:rPr>
+              <w:t>DEFINITIVA</w:t>
+            </w:r>
+          </w:p>
+        </w:tc>
+        <w:tc>
+          <w:tcPr>
+            <w:tcW w:w="1541" w:type="dxa"/>
+            <w:shd w:val="clear" w:color="auto" w:fill="EBEBEB"/>
+          </w:tcPr>
+          <w:p>
+            <w:pPr>
+              <w:pStyle w:val="TableParagraph"/>
+              <w:rPr>
+                <w:rFonts w:ascii="Arial" w:hAnsi="Arial" w:cs="Arial"/>
+                <w:sz w:val="18"/>
+              </w:rPr>
+            </w:pPr>
+          </w:p>
+          <w:p>
+            <w:pPr>
+              <w:pStyle w:val="TableParagraph"/>
+              <w:spacing w:before="45"/>
+              <w:rPr>
+                <w:rFonts w:ascii="Arial" w:hAnsi="Arial" w:cs="Arial"/>
+                <w:sz w:val="18"/>
+              </w:rPr>
+            </w:pPr>
+          </w:p>
+          <w:p>
+            <w:pPr>
+              <w:pStyle w:val="TableParagraph"/>
+              <w:ind w:right="203"/>
+              <w:jc w:val="right"/>
+              <w:rPr>
+                <w:rFonts w:ascii="Arial" w:hAnsi="Arial" w:cs="Arial"/>
+                <w:b/>
+                <w:sz w:val="18"/>
+              </w:rPr>
+            </w:pPr>
+            <w:r>
+              <w:rPr>
+                <w:rFonts w:ascii="Arial" w:hAnsi="Arial" w:cs="Arial"/>
+                <w:b/>
+                <w:sz w:val="18"/>
+              </w:rPr>
+              <w:t>{{programa}}</w:t>
+            </w:r>
+          </w:p>
+        </w:tc>
+        <w:tc>
+          <w:tcPr>
+            <w:tcW w:w="1111" w:type="dxa"/>
+            <w:shd w:val="clear" w:color="auto" w:fill="EBEBEB"/>
+          </w:tcPr>
+          <w:p>
+            <w:pPr>
+              <w:pStyle w:val="TableParagraph"/>
+              <w:spacing w:before="50"/>
+              <w:rPr>
+                <w:rFonts w:ascii="Arial" w:hAnsi="Arial" w:cs="Arial"/>
+                <w:sz w:val="18"/>
+              </w:rPr>
+            </w:pPr>
+          </w:p>
+          <w:p>
+            <w:pPr>
+              <w:pStyle w:val="TableParagraph"/>
+              <w:spacing w:line="237" w:lineRule="auto"/>
+              <w:ind w:left="190" w:right="11" w:hanging="84"/>
+              <w:rPr>
+                <w:rFonts w:ascii="Arial" w:hAnsi="Arial" w:cs="Arial"/>
+                <w:b/>
+                <w:sz w:val="18"/>
+              </w:rPr>
+            </w:pPr>
+            <w:r>
+              <w:rPr>
+                <w:rFonts w:ascii="Arial" w:hAnsi="Arial" w:cs="Arial"/>
+                <w:b/>
+                <w:sz w:val="18"/>
+              </w:rPr>
+              <w:t>Código</w:t>
+            </w:r>
+            <w:r>
+              <w:rPr>
+                <w:rFonts w:ascii="Arial" w:hAnsi="Arial" w:cs="Arial"/>
+                <w:b/>
+                <w:spacing w:val="-14"/>
+                <w:sz w:val="18"/>
+              </w:rPr>
+              <w:t xml:space="preserve"> </w:t>
+            </w:r>
+            <w:r>
+              <w:rPr>
+                <w:rFonts w:ascii="Arial" w:hAnsi="Arial" w:cs="Arial"/>
+                <w:b/>
+                <w:sz w:val="18"/>
+              </w:rPr>
+              <w:t xml:space="preserve">de </w:t>
+            </w:r>
+            <w:r>
+              <w:rPr>
+                <w:rFonts w:ascii="Arial" w:hAnsi="Arial" w:cs="Arial"/>
+                <w:b/>
+                <w:spacing w:val="-6"/>
+                <w:sz w:val="18"/>
+              </w:rPr>
+              <w:t xml:space="preserve">la </w:t>
+            </w:r>
+            <w:r>
+              <w:rPr>
+                <w:rFonts w:ascii="Arial" w:hAnsi="Arial" w:cs="Arial"/>
+                <w:b/>
+                <w:spacing w:val="-4"/>
+                <w:sz w:val="18"/>
+              </w:rPr>
+              <w:t>asignatura</w:t>
+            </w:r>
+          </w:p>
+        </w:tc>
+        <w:tc>
+          <w:tcPr>
+            <w:tcW w:w="1005" w:type="dxa"/>
+            <w:shd w:val="clear" w:color="auto" w:fill="EBEBEB"/>
+          </w:tcPr>
+          <w:p>
+            <w:pPr>
+              <w:pStyle w:val="TableParagraph"/>
+              <w:spacing w:before="58"/>
+              <w:rPr>
+                <w:rFonts w:ascii="Arial" w:hAnsi="Arial" w:cs="Arial"/>
+                <w:sz w:val="18"/>
+              </w:rPr>
+            </w:pPr>
+          </w:p>
+          <w:p>
+            <w:pPr>
+              <w:pStyle w:val="TableParagraph"/>
+              <w:spacing w:line="203" w:lineRule="exact"/>
+              <w:ind w:left="36"/>
+              <w:jc w:val="center"/>
+              <w:rPr>
+                <w:rFonts w:ascii="Arial" w:hAnsi="Arial" w:cs="Arial"/>
+                <w:b/>
+                <w:sz w:val="18"/>
+              </w:rPr>
+            </w:pPr>
+            <w:r>
+              <w:rPr>
+                <w:rFonts w:ascii="Arial" w:hAnsi="Arial" w:cs="Arial"/>
+                <w:b/>
+                <w:spacing w:val="-5"/>
+                <w:sz w:val="18"/>
+              </w:rPr>
+              <w:t>No.</w:t>
+            </w:r>
+          </w:p>
+          <w:p>
+            <w:pPr>
+              <w:pStyle w:val="TableParagraph"/>
+              <w:spacing w:line="203" w:lineRule="exact"/>
+              <w:ind w:left="36" w:right="8"/>
+              <w:jc w:val="center"/>
+              <w:rPr>
+                <w:rFonts w:ascii="Arial" w:hAnsi="Arial" w:cs="Arial"/>
+                <w:b/>
+                <w:sz w:val="18"/>
+              </w:rPr>
+            </w:pPr>
+            <w:r>
+              <w:rPr>
+                <w:rFonts w:ascii="Arial" w:hAnsi="Arial" w:cs="Arial"/>
+                <w:b/>
+                <w:spacing w:val="-2"/>
+                <w:sz w:val="18"/>
+              </w:rPr>
+              <w:t>Créditos</w:t>
+            </w:r>
+          </w:p>
+        </w:tc>
+      </w:tr>
+      <w:tr>
+        <w:trPr>
+          <w:trHeight w:val="232"/>
+        </w:trPr>
+        <w:tc>
+          <w:tcPr>
+            <w:tcW w:w="1248" w:type="dxa"/>
+            <w:shd w:val="clear" w:color="auto" w:fill="EBEBEB"/>
+          </w:tcPr>
+          <w:p>
+            <w:pPr>
+              <w:pStyle w:val="TableParagraph"/>
+              <w:rPr>
+                <w:rFonts w:ascii="Arial" w:hAnsi="Arial" w:cs="Arial"/>
+                <w:sz w:val="16"/>
+              </w:rPr>
+            </w:pPr>
+          </w:p>
+        </w:tc>
+        <w:tc>
+          <w:tcPr>
+            <w:tcW w:w="2381" w:type="dxa"/>
+            <w:shd w:val="clear" w:color="auto" w:fill="EBEBEB"/>
+          </w:tcPr>
+          <w:p>
+            <w:pPr>
+              <w:pStyle w:val="TableParagraph"/>
+              <w:spacing w:before="25" w:line="187" w:lineRule="exact"/>
+              <w:ind w:left="861"/>
+              <w:rPr>
+                <w:rFonts w:ascii="Arial" w:hAnsi="Arial" w:cs="Arial"/>
+                <w:b/>
+                <w:sz w:val="18"/>
+              </w:rPr>
+            </w:pPr>
+            <w:r>
+              <w:rPr>
+                <w:rFonts w:ascii="Arial" w:hAnsi="Arial" w:cs="Arial"/>
+                <w:b/>
+                <w:spacing w:val="-2"/>
+                <w:sz w:val="18"/>
+              </w:rPr>
+              <w:t>Asignatura</w:t>
+            </w:r>
+          </w:p>
+        </w:tc>
+        <w:tc>
+          <w:tcPr>
+            <w:tcW w:w="1128" w:type="dxa"/>
+            <w:shd w:val="clear" w:color="auto" w:fill="EBEBEB"/>
+          </w:tcPr>
+          <w:p>
+            <w:pPr>
+              <w:pStyle w:val="TableParagraph"/>
+              <w:rPr>
+                <w:rFonts w:ascii="Arial" w:hAnsi="Arial" w:cs="Arial"/>
+                <w:sz w:val="16"/>
+              </w:rPr>
+            </w:pPr>
+          </w:p>
+        </w:tc>
+        <w:tc>
+          <w:tcPr>
+            <w:tcW w:w="1541" w:type="dxa"/>
+            <w:shd w:val="clear" w:color="auto" w:fill="EBEBEB"/>
+          </w:tcPr>
+          <w:p>
+            <w:pPr>
+              <w:pStyle w:val="TableParagraph"/>
+              <w:rPr>
+                <w:rFonts w:ascii="Arial" w:hAnsi="Arial" w:cs="Arial"/>
+                <w:sz w:val="16"/>
+              </w:rPr>
+            </w:pPr>
+          </w:p>
+        </w:tc>
+        <w:tc>
+          <w:tcPr>
+            <w:tcW w:w="1541" w:type="dxa"/>
+            <w:shd w:val="clear" w:color="auto" w:fill="EBEBEB"/>
+          </w:tcPr>
+          <w:p>
+            <w:pPr>
+              <w:pStyle w:val="TableParagraph"/>
+              <w:spacing w:before="23" w:line="190" w:lineRule="exact"/>
+              <w:ind w:right="196"/>
+              <w:jc w:val="right"/>
+              <w:rPr>
+                <w:rFonts w:ascii="Arial" w:hAnsi="Arial" w:cs="Arial"/>
+                <w:b/>
+                <w:sz w:val="18"/>
+              </w:rPr>
+            </w:pPr>
+            <w:r>
+              <w:rPr>
+                <w:rFonts w:ascii="Arial" w:hAnsi="Arial" w:cs="Arial"/>
+                <w:b/>
+                <w:spacing w:val="-2"/>
+                <w:sz w:val="18"/>
+              </w:rPr>
+              <w:t>Asignatura</w:t>
+            </w:r>
+          </w:p>
+        </w:tc>
+        <w:tc>
+          <w:tcPr>
+            <w:tcW w:w="1111" w:type="dxa"/>
+            <w:shd w:val="clear" w:color="auto" w:fill="EBEBEB"/>
+          </w:tcPr>
+          <w:p>
+            <w:pPr>
+              <w:pStyle w:val="TableParagraph"/>
+              <w:rPr>
+                <w:rFonts w:ascii="Arial" w:hAnsi="Arial" w:cs="Arial"/>
+                <w:sz w:val="16"/>
+              </w:rPr>
+            </w:pPr>
+          </w:p>
+        </w:tc>
+        <w:tc>
+          <w:tcPr>
+            <w:tcW w:w="1005" w:type="dxa"/>
+            <w:shd w:val="clear" w:color="auto" w:fill="EBEBEB"/>
+          </w:tcPr>
+          <w:p>
+            <w:pPr>
+              <w:pStyle w:val="TableParagraph"/>
+              <w:rPr>
+                <w:rFonts w:ascii="Arial" w:hAnsi="Arial" w:cs="Arial"/>
+                <w:sz w:val="16"/>
+              </w:rPr>
+            </w:pPr>
+          </w:p>
+        </w:tc>
+      </w:tr>
+      <w:tr>
+        <w:trPr>
+          <w:trHeight w:val="657"/>
+        </w:trPr>
+        <w:tc>
+          <w:tcPr>
+            <w:tcW w:w="1248" w:type="dxa"/>
+            <w:vMerge w:val="restart"/>
+          </w:tcPr>
+          <w:p>
+            <w:pPr>
+              <w:pStyle w:val="TableParagraph"/>
+              <w:jc w:val="center"/>
+              <w:rPr>
+                <w:rFonts w:ascii="Arial" w:hAnsi="Arial" w:cs="Arial"/>
+                <w:sz w:val="18"/>
+              </w:rPr>
+            </w:pPr>
+          </w:p>
+          <w:p>
+            <w:pPr>
+              <w:pStyle w:val="TableParagraph"/>
+              <w:jc w:val="center"/>
+              <w:rPr>
+                <w:rFonts w:ascii="Arial" w:hAnsi="Arial" w:cs="Arial"/>
+                <w:sz w:val="18"/>
+              </w:rPr>
+            </w:pPr>
+          </w:p>
+          <w:p>
+            <w:pPr>
+              <w:pStyle w:val="TableParagraph"/>
+              <w:jc w:val="center"/>
+              <w:rPr>
+                <w:rFonts w:ascii="Arial" w:hAnsi="Arial" w:cs="Arial"/>
+                <w:sz w:val="18"/>
+              </w:rPr>
+            </w:pPr>
+            <w:proofErr w:type="gramStart"/>
+            <w:r>
+              <w:rPr>
+                <w:rFonts w:ascii="Arial" w:hAnsi="Arial" w:cs="Arial"/>
+                <w:sz w:val="18"/>
+              </w:rPr>
+              <w:t>{{ periodo</w:t>
+            </w:r>
+            <w:proofErr w:type="gramEnd"/>
+            <w:r>
+              <w:rPr>
+                <w:rFonts w:ascii="Arial" w:hAnsi="Arial" w:cs="Arial"/>
+                <w:sz w:val="18"/>
+              </w:rPr>
+              <w:t xml:space="preserve"> }}</w:t>
+            </w:r>
+          </w:p>
+          <w:p>
+            <w:pPr>
+              <w:pStyle w:val="TableParagraph"/>
+              <w:ind w:left="287"/>
+              <w:jc w:val="center"/>
+              <w:rPr>
+                <w:rFonts w:ascii="Arial" w:hAnsi="Arial" w:cs="Arial"/>
+                <w:b/>
+                <w:sz w:val="18"/>
+              </w:rPr>
+            </w:pPr>
+          </w:p>
+        </w:tc>
+        <w:tc>
+          <w:tcPr>
+            <w:tcW w:w="2381" w:type="dxa"/>
+          </w:tcPr>
+          <w:p>
+            <w:pPr>
+              <w:pStyle w:val="TableParagraph"/>
+              <w:spacing w:line="187" w:lineRule="exact"/>
+              <w:ind w:left="9"/>
+              <w:jc w:val="center"/>
+              <w:rPr>
+                <w:rFonts w:ascii="Arial" w:hAnsi="Arial" w:cs="Arial"/>
+                <w:sz w:val="18"/>
+              </w:rPr>
+            </w:pPr>
+            <w:proofErr w:type="gramStart"/>
+            <w:r>
+              <w:rPr>
+                <w:rFonts w:ascii="Arial" w:hAnsi="Arial" w:cs="Arial"/>
+                <w:sz w:val="18"/>
+              </w:rPr>
+              <w:t>{{ asignatura</w:t>
+            </w:r>
+            <w:proofErr w:type="gramEnd"/>
+            <w:r>
+              <w:rPr>
+                <w:rFonts w:ascii="Arial" w:hAnsi="Arial" w:cs="Arial"/>
+                <w:sz w:val="18"/>
+              </w:rPr>
+              <w:t>_opened</w:t>
+            </w:r>
+            <w:r>
+              <w:rPr>
+                <w:rFonts w:ascii="Arial" w:hAnsi="Arial" w:cs="Arial"/>
+                <w:sz w:val="18"/>
+              </w:rPr>
+              <w:t>1</w:t>
+            </w:r>
+            <w:r>
+              <w:rPr>
+                <w:rFonts w:ascii="Arial" w:hAnsi="Arial" w:cs="Arial"/>
+                <w:sz w:val="18"/>
+              </w:rPr>
+              <w:t xml:space="preserve"> }}</w:t>
+            </w:r>
+          </w:p>
+        </w:tc>
+        <w:tc>
+          <w:tcPr>
+            <w:tcW w:w="1128" w:type="dxa"/>
+          </w:tcPr>
+          <w:p>
+            <w:pPr>
+              <w:pStyle w:val="TableParagraph"/>
+              <w:spacing w:line="187" w:lineRule="exact"/>
+              <w:ind w:left="21"/>
+              <w:jc w:val="center"/>
+              <w:rPr>
+                <w:rFonts w:ascii="Arial" w:hAnsi="Arial" w:cs="Arial"/>
+                <w:b/>
+                <w:sz w:val="18"/>
+              </w:rPr>
+            </w:pPr>
+            <w:proofErr w:type="gramStart"/>
+            <w:r>
+              <w:rPr>
+                <w:rFonts w:ascii="Arial" w:hAnsi="Arial" w:cs="Arial"/>
+                <w:b/>
+                <w:sz w:val="18"/>
+              </w:rPr>
+              <w:t>{{ nota</w:t>
+            </w:r>
+            <w:proofErr w:type="gramEnd"/>
+            <w:r>
+              <w:rPr>
+                <w:rFonts w:ascii="Arial" w:hAnsi="Arial" w:cs="Arial"/>
+                <w:b/>
+                <w:sz w:val="18"/>
+              </w:rPr>
+              <w:t xml:space="preserve"> }}</w:t>
+            </w:r>
+          </w:p>
+        </w:tc>
+        <w:tc>
+          <w:tcPr>
+            <w:tcW w:w="1541" w:type="dxa"/>
+            <w:vMerge w:val="restart"/>
+          </w:tcPr>
+          <w:p>
+            <w:pPr>
+              <w:pStyle w:val="TableParagraph"/>
+              <w:ind w:left="12"/>
+              <w:jc w:val="center"/>
+              <w:rPr>
+                <w:rFonts w:ascii="Arial" w:hAnsi="Arial" w:cs="Arial"/>
+                <w:b/>
+                <w:sz w:val="18"/>
+              </w:rPr>
+            </w:pPr>
+            <w:proofErr w:type="gramStart"/>
+            <w:r>
+              <w:t xml:space="preserve">{{ </w:t>
+            </w:r>
+            <w:proofErr w:type="spellStart"/>
+            <w:r>
+              <w:t>nota</w:t>
+            </w:r>
+            <w:proofErr w:type="gramEnd"/>
+            <w:r>
+              <w:t>_definitiva</w:t>
+            </w:r>
+            <w:proofErr w:type="spellEnd"/>
+            <w:r>
+              <w:t xml:space="preserve"> }}</w:t>
+            </w:r>
+          </w:p>
+        </w:tc>
+        <w:tc>
+          <w:tcPr>
+            <w:tcW w:w="1541" w:type="dxa"/>
+            <w:vMerge w:val="restart"/>
+          </w:tcPr>
+          <w:p>
+            <w:pPr>
+              <w:pStyle w:val="TableParagraph"/>
+              <w:ind w:left="115"/>
+              <w:jc w:val="center"/>
+              <w:rPr>
+                <w:rFonts w:ascii="Arial" w:hAnsi="Arial" w:cs="Arial"/>
+                <w:sz w:val="18"/>
+              </w:rPr>
+            </w:pPr>
+            <w:proofErr w:type="gramStart"/>
+            <w:r>
+              <w:t xml:space="preserve">{{ </w:t>
+            </w:r>
+            <w:proofErr w:type="spellStart"/>
+            <w:r>
+              <w:t>asignatura</w:t>
+            </w:r>
+            <w:proofErr w:type="gramEnd"/>
+            <w:r>
+              <w:t>_homologada</w:t>
+            </w:r>
+            <w:proofErr w:type="spellEnd"/>
+            <w:r>
+              <w:t xml:space="preserve"> }}</w:t>
+            </w:r>
+          </w:p>
+        </w:tc>
+        <w:tc>
+          <w:tcPr>
+            <w:tcW w:w="1111" w:type="dxa"/>
+            <w:vMerge w:val="restart"/>
+          </w:tcPr>
+          <w:p>
+            <w:pPr>
+              <w:pStyle w:val="TableParagraph"/>
+              <w:spacing w:before="1"/>
+              <w:ind w:left="17"/>
+              <w:jc w:val="center"/>
+              <w:rPr>
+                <w:rFonts w:ascii="Arial" w:hAnsi="Arial" w:cs="Arial"/>
+              </w:rPr>
+            </w:pPr>
+            <w:proofErr w:type="gramStart"/>
+            <w:r>
+              <w:t xml:space="preserve">{{ </w:t>
+            </w:r>
+            <w:proofErr w:type="spellStart"/>
+            <w:r>
+              <w:t>codigo</w:t>
+            </w:r>
+            <w:proofErr w:type="gramEnd"/>
+            <w:r>
+              <w:t>_asignatura</w:t>
+            </w:r>
+            <w:proofErr w:type="spellEnd"/>
+            <w:r>
+              <w:t xml:space="preserve"> }}</w:t>
+            </w:r>
+          </w:p>
+        </w:tc>
+        <w:tc>
+          <w:tcPr>
+            <w:tcW w:w="1005" w:type="dxa"/>
+            <w:vMerge w:val="restart"/>
+          </w:tcPr>
+          <w:p>
+            <w:pPr>
+              <w:jc w:val="center"/>
+              <w:rPr>
+                <w:rFonts w:asciiTheme="minorHAnsi" w:eastAsiaTheme="minorEastAsia" w:hAnsiTheme="minorHAnsi" w:cstheme="minorBidi"/>
+                <w:lang w:val="en-US"/>
+              </w:rPr>
+            </w:pPr>
+            <w:proofErr w:type="gramStart"/>
+            <w:r>
+              <w:t xml:space="preserve">{{ </w:t>
+            </w:r>
+            <w:proofErr w:type="spellStart"/>
+            <w:r>
+              <w:t>creditos</w:t>
+            </w:r>
+            <w:proofErr w:type="spellEnd"/>
+            <w:proofErr w:type="gramEnd"/>
+            <w:r>
+              <w:t xml:space="preserve"> }}</w:t>
+            </w:r>
+          </w:p>
+          <w:p>
+            <w:pPr>
+              <w:pStyle w:val="TableParagraph"/>
+              <w:ind w:left="5"/>
+              <w:jc w:val="center"/>
+              <w:rPr>
+                <w:rFonts w:ascii="Arial" w:hAnsi="Arial" w:cs="Arial"/>
+                <w:sz w:val="18"/>
+              </w:rPr>
+            </w:pPr>
+          </w:p>
+        </w:tc>
+      </w:tr>
+      <w:tr>
+        <w:trPr>
+          <w:trHeight w:val="659"/>
+        </w:trPr>
+        <w:tc>
+          <w:tcPr>
+            <w:tcW w:w="1248" w:type="dxa"/>
+            <w:vMerge/>
+            <w:tcBorders>
+              <w:top w:val="nil"/>
+            </w:tcBorders>
+          </w:tcPr>
+          <w:p>
+            <w:pPr>
+              <w:jc w:val="center"/>
+              <w:rPr>
+                <w:sz w:val="2"/>
+                <w:szCs w:val="2"/>
+              </w:rPr>
+            </w:pPr>
+          </w:p>
+        </w:tc>
+        <w:tc>
+          <w:tcPr>
+            <w:tcW w:w="2381" w:type="dxa"/>
+          </w:tcPr>
+          <w:p>
+            <w:pPr>
+              <w:pStyle w:val="TableParagraph"/>
+              <w:spacing w:line="187" w:lineRule="exact"/>
+              <w:ind w:left="9"/>
+              <w:jc w:val="center"/>
+              <w:rPr>
+                <w:sz w:val="18"/>
+              </w:rPr>
+            </w:pPr>
+            <w:proofErr w:type="gramStart"/>
+            <w:r>
+              <w:rPr>
+                <w:sz w:val="18"/>
+              </w:rPr>
+              <w:t>{{ asignatura</w:t>
+            </w:r>
+            <w:proofErr w:type="gramEnd"/>
+            <w:r>
+              <w:rPr>
+                <w:sz w:val="18"/>
+              </w:rPr>
+              <w:t>_opened</w:t>
+            </w:r>
+            <w:r>
+              <w:rPr>
+                <w:sz w:val="18"/>
+              </w:rPr>
+              <w:t>2</w:t>
+            </w:r>
+            <w:r>
+              <w:rPr>
+                <w:sz w:val="18"/>
+              </w:rPr>
+              <w:t xml:space="preserve"> }}</w:t>
+            </w:r>
+          </w:p>
+        </w:tc>
+        <w:tc>
+          <w:tcPr>
+            <w:tcW w:w="1128" w:type="dxa"/>
+          </w:tcPr>
+          <w:p>
+            <w:pPr>
+              <w:pStyle w:val="TableParagraph"/>
+              <w:spacing w:before="83"/>
+              <w:ind w:left="7"/>
+              <w:jc w:val="center"/>
+              <w:rPr>
+                <w:rFonts w:ascii="Arial"/>
+                <w:b/>
+                <w:sz w:val="18"/>
+              </w:rPr>
+            </w:pPr>
+            <w:proofErr w:type="gramStart"/>
+            <w:r>
+              <w:rPr>
+                <w:rFonts w:ascii="Arial"/>
+                <w:b/>
+                <w:sz w:val="18"/>
+              </w:rPr>
+              <w:t>{{ nota</w:t>
+            </w:r>
+            <w:proofErr w:type="gramEnd"/>
+            <w:r>
+              <w:rPr>
+                <w:rFonts w:ascii="Arial"/>
+                <w:b/>
+                <w:sz w:val="18"/>
+              </w:rPr>
+              <w:t xml:space="preserve"> }}</w:t>
+            </w:r>
+          </w:p>
+        </w:tc>
+        <w:tc>
+          <w:tcPr>
+            <w:tcW w:w="1541" w:type="dxa"/>
+            <w:vMerge/>
+            <w:tcBorders>
+              <w:top w:val="nil"/>
+            </w:tcBorders>
+          </w:tcPr>
+          <w:p>
+            <w:pPr>
+              <w:jc w:val="center"/>
+              <w:rPr>
+                <w:sz w:val="2"/>
+                <w:szCs w:val="2"/>
+              </w:rPr>
+            </w:pPr>
+          </w:p>
+        </w:tc>
+        <w:tc>
+          <w:tcPr>
+            <w:tcW w:w="1541" w:type="dxa"/>
+            <w:vMerge/>
+            <w:tcBorders>
+              <w:top w:val="nil"/>
+            </w:tcBorders>
+          </w:tcPr>
+          <w:p>
+            <w:pPr>
+              <w:jc w:val="center"/>
+              <w:rPr>
+                <w:sz w:val="2"/>
+                <w:szCs w:val="2"/>
+              </w:rPr>
+            </w:pPr>
+          </w:p>
+        </w:tc>
+        <w:tc>
+          <w:tcPr>
+            <w:tcW w:w="1111" w:type="dxa"/>
+            <w:vMerge/>
+            <w:tcBorders>
+              <w:top w:val="nil"/>
+            </w:tcBorders>
+          </w:tcPr>
+          <w:p>
+            <w:pPr>
+              <w:jc w:val="center"/>
+              <w:rPr>
+                <w:sz w:val="2"/>
+                <w:szCs w:val="2"/>
+              </w:rPr>
+            </w:pPr>
+          </w:p>
+        </w:tc>
+        <w:tc>
+          <w:tcPr>
+            <w:tcW w:w="1005" w:type="dxa"/>
+            <w:vMerge/>
+            <w:tcBorders>
+              <w:top w:val="nil"/>
+            </w:tcBorders>
+          </w:tcPr>
+          <w:p>
+            <w:pPr>
+              <w:jc w:val="center"/>
+              <w:rPr>
+                <w:sz w:val="2"/>
+                <w:szCs w:val="2"/>
+              </w:rPr>
+            </w:pPr>
+          </w:p>
+        </w:tc>
+      </w:tr>
+    </w:tbl>
+    <w:p>
+      <w:pPr>
+        <w:ind w:left="720"/>
         <w:jc w:val="center"/>
         <w:rPr>
-          <w:rFonts w:ascii="Arial" w:hAnsi="Arial"/>
-          <w:b/>
-          <w:spacing w:val="-4"/>
+          <w:rFonts w:ascii="Arial MT" w:hAnsi="Arial MT"/>
+          <w:sz w:val="20"/>
         </w:rPr>
       </w:pPr>
     </w:p>
     <w:p>
       <w:pPr>
-        <w:spacing w:before="70" w:line="314" w:lineRule="auto"/>
-        <w:ind w:left="3499" w:right="3845"/>
-        <w:jc w:val="center"/>
-        <w:rPr>
-          <w:rFonts w:ascii="Arial" w:hAnsi="Arial"/>
-          <w:b/>
+        <w:ind w:left="720"/>
+        <w:jc w:val="both"/>
+        <w:rPr>
+          <w:rFonts w:ascii="Arial" w:hAnsi="Arial"/>
+          <w:b/>
+          <w:spacing w:val="-2"/>
+          <w:sz w:val="20"/>
+        </w:rPr>
+      </w:pPr>
+      <w:r>
+        <w:rPr>
+          <w:rFonts w:ascii="Arial MT" w:hAnsi="Arial MT"/>
+          <w:sz w:val="20"/>
+        </w:rPr>
+        <w:t>Nota:</w:t>
+      </w:r>
+      <w:r>
+        <w:rPr>
+          <w:rFonts w:ascii="Arial MT" w:hAnsi="Arial MT"/>
           <w:spacing w:val="-4"/>
+          <w:sz w:val="20"/>
+        </w:rPr>
+        <w:t xml:space="preserve"> </w:t>
+      </w:r>
+      <w:r>
+        <w:rPr>
+          <w:rFonts w:ascii="Arial MT" w:hAnsi="Arial MT"/>
+          <w:sz w:val="20"/>
+        </w:rPr>
+        <w:t>la</w:t>
+      </w:r>
+      <w:r>
+        <w:rPr>
+          <w:rFonts w:ascii="Arial MT" w:hAnsi="Arial MT"/>
+          <w:spacing w:val="-4"/>
+          <w:sz w:val="20"/>
+        </w:rPr>
+        <w:t xml:space="preserve"> </w:t>
+      </w:r>
+      <w:r>
+        <w:rPr>
+          <w:rFonts w:ascii="Arial MT" w:hAnsi="Arial MT"/>
+          <w:sz w:val="20"/>
+        </w:rPr>
+        <w:t>presente</w:t>
+      </w:r>
+      <w:r>
+        <w:rPr>
+          <w:rFonts w:ascii="Arial MT" w:hAnsi="Arial MT"/>
+          <w:spacing w:val="-4"/>
+          <w:sz w:val="20"/>
+        </w:rPr>
+        <w:t xml:space="preserve"> </w:t>
+      </w:r>
+      <w:r>
+        <w:rPr>
+          <w:rFonts w:ascii="Arial MT" w:hAnsi="Arial MT"/>
+          <w:sz w:val="20"/>
+        </w:rPr>
+        <w:t>resoluci</w:t>
+      </w:r>
+      <w:r>
+        <w:rPr>
+          <w:sz w:val="20"/>
+        </w:rPr>
+        <w:t>ó</w:t>
+      </w:r>
+      <w:r>
+        <w:rPr>
+          <w:rFonts w:ascii="Arial MT" w:hAnsi="Arial MT"/>
+          <w:sz w:val="20"/>
+        </w:rPr>
+        <w:t>n</w:t>
+      </w:r>
+      <w:r>
+        <w:rPr>
+          <w:rFonts w:ascii="Arial MT" w:hAnsi="Arial MT"/>
+          <w:spacing w:val="-6"/>
+          <w:sz w:val="20"/>
+        </w:rPr>
+        <w:t xml:space="preserve"> </w:t>
+      </w:r>
+      <w:r>
+        <w:rPr>
+          <w:rFonts w:ascii="Arial MT" w:hAnsi="Arial MT"/>
+          <w:sz w:val="20"/>
+        </w:rPr>
+        <w:t>deroga</w:t>
+      </w:r>
+      <w:r>
+        <w:rPr>
+          <w:rFonts w:ascii="Arial MT" w:hAnsi="Arial MT"/>
+          <w:spacing w:val="-3"/>
+          <w:sz w:val="20"/>
+        </w:rPr>
+        <w:t xml:space="preserve"> </w:t>
+      </w:r>
+      <w:r>
+        <w:rPr>
+          <w:rFonts w:ascii="Arial MT" w:hAnsi="Arial MT"/>
+          <w:sz w:val="20"/>
+        </w:rPr>
+        <w:t>la</w:t>
+      </w:r>
+      <w:r>
+        <w:rPr>
+          <w:rFonts w:ascii="Arial MT" w:hAnsi="Arial MT"/>
+          <w:spacing w:val="-5"/>
+          <w:sz w:val="20"/>
+        </w:rPr>
+        <w:t xml:space="preserve"> </w:t>
+      </w:r>
+      <w:r>
+        <w:rPr>
+          <w:rFonts w:ascii="Arial MT" w:hAnsi="Arial MT"/>
+          <w:sz w:val="20"/>
+        </w:rPr>
+        <w:t>No.</w:t>
+      </w:r>
+      <w:r>
+        <w:rPr>
+          <w:rFonts w:ascii="Arial MT" w:hAnsi="Arial MT"/>
+          <w:spacing w:val="-3"/>
+          <w:sz w:val="20"/>
+        </w:rPr>
+        <w:t xml:space="preserve"> </w:t>
+      </w:r>
+      <w:r>
+        <w:rPr>
+          <w:rFonts w:ascii="Arial MT" w:hAnsi="Arial MT"/>
+          <w:spacing w:val="-3"/>
+          <w:sz w:val="20"/>
+        </w:rPr>
+        <w:t>{{</w:t>
+      </w:r>
+      <w:proofErr w:type="spellStart"/>
+      <w:r>
+        <w:rPr>
+          <w:rFonts w:ascii="Arial MT" w:hAnsi="Arial MT"/>
+          <w:spacing w:val="-3"/>
+          <w:sz w:val="20"/>
+        </w:rPr>
+        <w:t>numero_resolucion</w:t>
+      </w:r>
+      <w:proofErr w:type="spellEnd"/>
+      <w:r>
+        <w:rPr>
+          <w:rFonts w:ascii="Arial MT" w:hAnsi="Arial MT"/>
+          <w:spacing w:val="-3"/>
+          <w:sz w:val="20"/>
+        </w:rPr>
+        <w:t xml:space="preserve">}} </w:t>
+      </w:r>
+      <w:r>
+        <w:rPr>
+          <w:rFonts w:ascii="Arial MT" w:hAnsi="Arial MT"/>
+          <w:sz w:val="20"/>
+        </w:rPr>
+        <w:t>del</w:t>
+      </w:r>
+      <w:r>
+        <w:rPr>
+          <w:rFonts w:ascii="Arial MT" w:hAnsi="Arial MT"/>
+          <w:spacing w:val="-6"/>
+          <w:sz w:val="20"/>
+        </w:rPr>
+        <w:t xml:space="preserve"> </w:t>
+      </w:r>
+      <w:proofErr w:type="gramStart"/>
+      <w:r>
+        <w:rPr>
+          <w:rFonts w:ascii="Arial MT" w:hAnsi="Arial MT"/>
+          <w:sz w:val="20"/>
+        </w:rPr>
+        <w:t xml:space="preserve">{{ </w:t>
+      </w:r>
+      <w:proofErr w:type="spellStart"/>
+      <w:r>
+        <w:rPr>
+          <w:rFonts w:ascii="Arial MT" w:hAnsi="Arial MT"/>
+          <w:sz w:val="20"/>
+        </w:rPr>
+        <w:t>fecha</w:t>
+      </w:r>
+      <w:proofErr w:type="gramEnd"/>
+      <w:r>
+        <w:rPr>
+          <w:rFonts w:ascii="Arial MT" w:hAnsi="Arial MT"/>
+          <w:sz w:val="20"/>
+        </w:rPr>
+        <w:t>_</w:t>
+      </w:r>
+      <w:proofErr w:type="gramStart"/>
+      <w:r>
+        <w:rPr>
+          <w:rFonts w:ascii="Arial MT" w:hAnsi="Arial MT"/>
+          <w:sz w:val="20"/>
+        </w:rPr>
+        <w:t>resolucion</w:t>
+      </w:r>
+      <w:proofErr w:type="spellEnd"/>
+      <w:r>
+        <w:rPr>
+          <w:rFonts w:ascii="Arial MT" w:hAnsi="Arial MT"/>
+          <w:sz w:val="20"/>
+        </w:rPr>
+        <w:t xml:space="preserve"> }</w:t>
+      </w:r>
+      <w:proofErr w:type="gramEnd"/>
+      <w:r>
+        <w:rPr>
+          <w:rFonts w:ascii="Arial MT" w:hAnsi="Arial MT"/>
+          <w:sz w:val="20"/>
+        </w:rPr>
+        <w:t>}</w:t>
+      </w:r>
+    </w:p>
+    <w:p>
+      <w:pPr>
+        <w:ind w:firstLine="622"/>
+        <w:rPr>
+          <w:rFonts w:ascii="Arial" w:hAnsi="Arial"/>
+          <w:b/>
+          <w:spacing w:val="-2"/>
+          <w:sz w:val="20"/>
         </w:rPr>
       </w:pPr>
     </w:p>
     <w:p>
       <w:pPr>
-        <w:spacing w:before="70" w:line="314" w:lineRule="auto"/>
-        <w:ind w:left="3499" w:right="3845"/>
-        <w:jc w:val="center"/>
-        <w:rPr>
-          <w:rFonts w:ascii="Arial" w:hAnsi="Arial"/>
-          <w:b/>
-          <w:spacing w:val="-4"/>
+        <w:ind w:firstLine="622"/>
+        <w:rPr>
+          <w:rFonts w:ascii="Arial" w:hAnsi="Arial"/>
+          <w:b/>
+          <w:spacing w:val="-2"/>
+          <w:sz w:val="20"/>
         </w:rPr>
       </w:pPr>
     </w:p>
     <w:p>
       <w:pPr>
-        <w:spacing w:before="70" w:line="314" w:lineRule="auto"/>
-        <w:ind w:left="3499" w:right="3845"/>
-        <w:jc w:val="center"/>
-        <w:rPr>
-          <w:rFonts w:ascii="Arial" w:hAnsi="Arial"/>
-          <w:b/>
-          <w:spacing w:val="-4"/>
-        </w:rPr>
-      </w:pPr>
-    </w:p>
-    <w:p>
-      <w:pPr>
-        <w:spacing w:before="70" w:line="314" w:lineRule="auto"/>
-        <w:ind w:left="3499" w:right="3845"/>
-        <w:jc w:val="center"/>
-        <w:rPr>
-          <w:rFonts w:ascii="Arial" w:hAnsi="Arial"/>
-          <w:b/>
-          <w:spacing w:val="-4"/>
-        </w:rPr>
-      </w:pPr>
-    </w:p>
-    <w:p>
-      <w:pPr>
-        <w:spacing w:before="70" w:line="314" w:lineRule="auto"/>
-        <w:ind w:left="3499" w:right="3845"/>
-        <w:jc w:val="center"/>
-        <w:rPr>
-          <w:rFonts w:ascii="Arial" w:hAnsi="Arial"/>
-          <w:b/>
-          <w:spacing w:val="-4"/>
-        </w:rPr>
-      </w:pPr>
-    </w:p>
-    <w:p>
-      <w:pPr>
-        <w:spacing w:before="70" w:line="314" w:lineRule="auto"/>
-        <w:ind w:left="3499" w:right="3845"/>
-        <w:jc w:val="center"/>
-        <w:rPr>
-          <w:rFonts w:ascii="Arial" w:hAnsi="Arial"/>
-          <w:b/>
-          <w:spacing w:val="-4"/>
-        </w:rPr>
-      </w:pPr>
-    </w:p>
-    <w:p>
-      <w:pPr>
-        <w:spacing w:before="70" w:line="314" w:lineRule="auto"/>
-        <w:ind w:left="3499" w:right="3845"/>
-        <w:jc w:val="center"/>
-        <w:rPr>
-          <w:rFonts w:ascii="Arial" w:hAnsi="Arial"/>
-          <w:b/>
-          <w:spacing w:val="-4"/>
-        </w:rPr>
-      </w:pPr>
-    </w:p>
-    <w:p>
-      <w:pPr>
-        <w:spacing w:before="70" w:line="314" w:lineRule="auto"/>
-        <w:ind w:left="3499" w:right="3845"/>
-        <w:jc w:val="center"/>
-        <w:rPr>
-          <w:rFonts w:ascii="Arial" w:hAnsi="Arial"/>
-          <w:b/>
-          <w:spacing w:val="-4"/>
-        </w:rPr>
-      </w:pPr>
-    </w:p>
-    <w:p>
-      <w:pPr>
-        <w:spacing w:before="70" w:line="314" w:lineRule="auto"/>
-        <w:ind w:left="3499" w:right="3845"/>
-        <w:jc w:val="center"/>
-        <w:rPr>
-          <w:rFonts w:ascii="Arial" w:hAnsi="Arial"/>
-          <w:b/>
-          <w:spacing w:val="-4"/>
-        </w:rPr>
-      </w:pPr>
-    </w:p>
-    <w:p>
-      <w:pPr>
-        <w:spacing w:before="70" w:line="314" w:lineRule="auto"/>
-        <w:ind w:left="3499" w:right="3845"/>
-        <w:jc w:val="center"/>
-        <w:rPr>
-          <w:rFonts w:ascii="Arial" w:hAnsi="Arial"/>
-          <w:b/>
-          <w:spacing w:val="-4"/>
-        </w:rPr>
-      </w:pPr>
-    </w:p>
-    <w:p>
-      <w:pPr>
-        <w:spacing w:before="70" w:line="314" w:lineRule="auto"/>
-        <w:ind w:left="3499" w:right="3845"/>
-        <w:jc w:val="center"/>
-        <w:rPr>
-          <w:rFonts w:ascii="Arial" w:hAnsi="Arial"/>
-          <w:b/>
-          <w:spacing w:val="-4"/>
-        </w:rPr>
-      </w:pPr>
-    </w:p>
-    <w:p>
-      <w:pPr>
-        <w:spacing w:before="70" w:line="314" w:lineRule="auto"/>
-        <w:ind w:left="3499" w:right="3845"/>
-        <w:jc w:val="center"/>
-        <w:rPr>
-          <w:rFonts w:ascii="Arial" w:hAnsi="Arial"/>
-          <w:b/>
-          <w:spacing w:val="-4"/>
-        </w:rPr>
-      </w:pPr>
-    </w:p>
-    <w:p>
-      <w:pPr>
-        <w:spacing w:before="70" w:line="314" w:lineRule="auto"/>
-        <w:ind w:left="3499" w:right="3845"/>
-        <w:jc w:val="center"/>
-        <w:rPr>
-          <w:rFonts w:ascii="Arial" w:hAnsi="Arial"/>
-          <w:b/>
-          <w:spacing w:val="-4"/>
-        </w:rPr>
-      </w:pPr>
-    </w:p>
-    <w:p>
-      <w:pPr>
-        <w:ind w:left="622"/>
-        <w:rPr>
-          <w:rFonts w:ascii="Arial" w:hAnsi="Arial"/>
-          <w:b/>
-          <w:spacing w:val="-2"/>
-          <w:sz w:val="20"/>
-        </w:rPr>
-      </w:pPr>
-    </w:p>
-    <w:p>
-      <w:pPr>
-        <w:ind w:left="622"/>
-        <w:rPr>
-          <w:rFonts w:ascii="Arial" w:hAnsi="Arial"/>
-          <w:b/>
-          <w:spacing w:val="-2"/>
-          <w:sz w:val="20"/>
-        </w:rPr>
-      </w:pPr>
-    </w:p>
-    <w:p>
-      <w:pPr>
-        <w:ind w:left="622"/>
-        <w:rPr>
-          <w:rFonts w:ascii="Arial" w:hAnsi="Arial"/>
-          <w:b/>
-          <w:spacing w:val="-2"/>
-          <w:sz w:val="20"/>
-        </w:rPr>
-      </w:pPr>
-    </w:p>
-    <w:p>
-      <w:pPr>
-        <w:ind w:left="622"/>
-        <w:rPr>
-          <w:rFonts w:ascii="Arial" w:hAnsi="Arial"/>
-          <w:b/>
-          <w:spacing w:val="-2"/>
-          <w:sz w:val="20"/>
-        </w:rPr>
-      </w:pPr>
-    </w:p>
-    <w:p>
-      <w:pPr>
-        <w:ind w:left="622"/>
-        <w:rPr>
-          <w:rFonts w:ascii="Arial" w:hAnsi="Arial"/>
-          <w:b/>
-          <w:spacing w:val="-2"/>
-          <w:sz w:val="20"/>
-        </w:rPr>
-      </w:pPr>
-    </w:p>
-    <w:p>
-      <w:pPr>
-        <w:ind w:left="622"/>
-        <w:rPr>
-          <w:rFonts w:ascii="Arial" w:hAnsi="Arial"/>
-          <w:b/>
-          <w:spacing w:val="-2"/>
-          <w:sz w:val="20"/>
-        </w:rPr>
-      </w:pPr>
-    </w:p>
-    <w:p>
-      <w:pPr>
-        <w:ind w:left="622"/>
-        <w:rPr>
-          <w:rFonts w:ascii="Arial" w:hAnsi="Arial"/>
-          <w:b/>
-          <w:spacing w:val="-2"/>
-          <w:sz w:val="20"/>
-        </w:rPr>
-      </w:pPr>
-    </w:p>
-    <w:p>
-      <w:pPr>
-        <w:ind w:left="622"/>
-        <w:rPr>
-          <w:rFonts w:ascii="Arial" w:hAnsi="Arial"/>
-          <w:b/>
-          <w:spacing w:val="-2"/>
-          <w:sz w:val="20"/>
-        </w:rPr>
-      </w:pPr>
-    </w:p>
-    <w:p>
-      <w:pPr>
-        <w:ind w:left="622"/>
-        <w:rPr>
-          <w:rFonts w:ascii="Arial" w:hAnsi="Arial"/>
-          <w:b/>
-          <w:spacing w:val="-2"/>
-          <w:sz w:val="20"/>
-        </w:rPr>
-      </w:pPr>
-    </w:p>
-    <w:p>
-      <w:pPr>
-        <w:ind w:left="622"/>
-        <w:rPr>
-          <w:rFonts w:ascii="Arial" w:hAnsi="Arial"/>
-          <w:b/>
-          <w:spacing w:val="-2"/>
-          <w:sz w:val="20"/>
-        </w:rPr>
-      </w:pPr>
-    </w:p>
-    <w:p>
-      <w:pPr>
-        <w:ind w:left="622"/>
-        <w:rPr>
-          <w:rFonts w:ascii="Arial" w:hAnsi="Arial"/>
-          <w:b/>
-          <w:spacing w:val="-2"/>
-          <w:sz w:val="20"/>
-        </w:rPr>
-      </w:pPr>
-    </w:p>
-    <w:p>
-      <w:pPr>
-        <w:ind w:left="622"/>
-        <w:rPr>
-          <w:rFonts w:ascii="Arial" w:hAnsi="Arial"/>
-          <w:b/>
-          <w:spacing w:val="-2"/>
-          <w:sz w:val="20"/>
-        </w:rPr>
-      </w:pPr>
-    </w:p>
-    <w:p>
-      <w:pPr>
-        <w:ind w:left="622"/>
+        <w:ind w:firstLine="622"/>
         <w:rPr>
           <w:rFonts w:ascii="Arial" w:hAnsi="Arial"/>
           <w:b/>
@@ -580,6 +2299,39 @@
         <w:rPr>
           <w:rFonts w:ascii="Arial"/>
           <w:b/>
+          <w:spacing w:val="-4"/>
+          <w:sz w:val="20"/>
+        </w:rPr>
+      </w:pPr>
+    </w:p>
+    <w:p>
+      <w:pPr>
+        <w:ind w:left="622"/>
+        <w:rPr>
+          <w:rFonts w:ascii="Arial"/>
+          <w:b/>
+          <w:spacing w:val="-4"/>
+          <w:sz w:val="20"/>
+        </w:rPr>
+      </w:pPr>
+    </w:p>
+    <w:p>
+      <w:pPr>
+        <w:ind w:left="622"/>
+        <w:rPr>
+          <w:rFonts w:ascii="Arial"/>
+          <w:b/>
+          <w:spacing w:val="-4"/>
+          <w:sz w:val="20"/>
+        </w:rPr>
+      </w:pPr>
+    </w:p>
+    <w:p>
+      <w:pPr>
+        <w:ind w:left="622"/>
+        <w:rPr>
+          <w:rFonts w:ascii="Arial"/>
+          <w:b/>
           <w:sz w:val="20"/>
         </w:rPr>
       </w:pPr>
@@ -881,11 +2633,6 @@
       <w:pPr>
         <w:spacing w:before="2"/>
         <w:ind w:left="622"/>
-        <w:rPr>
-          <w:rFonts w:ascii="Arial" w:hAnsi="Arial"/>
-          <w:b/>
-          <w:sz w:val="14"/>
-        </w:rPr>
       </w:pPr>
       <w:r>
         <w:rPr>
@@ -915,165 +2662,255 @@
         <w:t>POVEDA</w:t>
       </w:r>
     </w:p>
-    <w:p>
-      <w:pPr>
-        <w:rPr>
-          <w:rFonts w:ascii="Arial" w:hAnsi="Arial"/>
-          <w:b/>
-          <w:sz w:val="14"/>
-        </w:rPr>
-        <w:sectPr>
-          <w:type w:val="continuous"/>
-          <w:pgSz w:w="12240" w:h="15840"/>
-          <w:pgMar w:top="1740" w:right="720" w:bottom="280" w:left="1080" w:header="720" w:footer="720" w:gutter="0"/>
-          <w:cols w:space="720"/>
-        </w:sectPr>
-      </w:pPr>
-    </w:p>
-    <w:p>
-      <w:pPr>
-        <w:pStyle w:val="Textoindependiente"/>
-        <w:rPr>
-          <w:rFonts w:ascii="Arial"/>
-          <w:b/>
-        </w:rPr>
-      </w:pPr>
-      <w:r>
-        <w:rPr>
-          <w:rFonts w:ascii="Arial"/>
-          <w:b/>
-          <w:noProof/>
-        </w:rPr>
-        <w:lastRenderedPageBreak/>
-        <w:drawing>
-          <wp:anchor distT="0" distB="0" distL="0" distR="0" simplePos="0" relativeHeight="487474176" behindDoc="1" locked="0" layoutInCell="1" allowOverlap="1" wp14:anchorId="0837C1FF" wp14:editId="5E1A0B4F">
-            <wp:simplePos x="0" y="0"/>
-            <wp:positionH relativeFrom="page">
-              <wp:posOffset>0</wp:posOffset>
-            </wp:positionH>
-            <wp:positionV relativeFrom="page">
-              <wp:posOffset>0</wp:posOffset>
-            </wp:positionV>
-            <wp:extent cx="7772400" cy="10058398"/>
-            <wp:effectExtent l="0" t="0" r="0" b="0"/>
-            <wp:wrapNone/>
-            <wp:docPr id="5" name="Image 5"/>
-            <wp:cNvGraphicFramePr>
-              <a:graphicFrameLocks xmlns:a="http://schemas.openxmlformats.org/drawingml/2006/main"/>
-            </wp:cNvGraphicFramePr>
-            <a:graphic xmlns:a="http://schemas.openxmlformats.org/drawingml/2006/main">
-              <a:graphicData uri="http://schemas.openxmlformats.org/drawingml/2006/picture">
-                <pic:pic xmlns:pic="http://schemas.openxmlformats.org/drawingml/2006/picture">
-                  <pic:nvPicPr>
-                    <pic:cNvPr id="5" name="Image 5"/>
-                    <pic:cNvPicPr/>
-                  </pic:nvPicPr>
-                  <pic:blipFill>
-                    <a:blip r:embed="rId10" cstate="print"/>
-                    <a:stretch>
-                      <a:fillRect/>
-                    </a:stretch>
-                  </pic:blipFill>
-                  <pic:spPr>
-                    <a:xfrm>
-                      <a:off x="0" y="0"/>
-                      <a:ext cx="7772400" cy="10058398"/>
-                    </a:xfrm>
-                    <a:prstGeom prst="rect">
-                      <a:avLst/>
-                    </a:prstGeom>
-                  </pic:spPr>
-                </pic:pic>
-              </a:graphicData>
-            </a:graphic>
-          </wp:anchor>
-        </w:drawing>
-      </w:r>
-    </w:p>
-    <w:p>
-      <w:pPr>
-        <w:pStyle w:val="Textoindependiente"/>
-        <w:rPr>
-          <w:rFonts w:ascii="Arial"/>
-          <w:b/>
-        </w:rPr>
-      </w:pPr>
-    </w:p>
-    <w:p>
-      <w:pPr>
-        <w:pStyle w:val="Textoindependiente"/>
-        <w:rPr>
-          <w:rFonts w:ascii="Arial"/>
-          <w:b/>
-        </w:rPr>
-      </w:pPr>
-    </w:p>
-    <w:p>
-      <w:pPr>
-        <w:pStyle w:val="Textoindependiente"/>
-        <w:rPr>
-          <w:rFonts w:ascii="Arial"/>
-          <w:b/>
-        </w:rPr>
-      </w:pPr>
-    </w:p>
-    <w:p>
-      <w:pPr>
-        <w:pStyle w:val="Textoindependiente"/>
-        <w:rPr>
-          <w:rFonts w:ascii="Arial"/>
-          <w:b/>
-        </w:rPr>
-      </w:pPr>
-    </w:p>
-    <w:p>
-      <w:pPr>
-        <w:pStyle w:val="Textoindependiente"/>
-        <w:rPr>
-          <w:rFonts w:ascii="Arial"/>
-          <w:b/>
-        </w:rPr>
-      </w:pPr>
-    </w:p>
-    <w:p>
-      <w:pPr>
-        <w:pStyle w:val="Textoindependiente"/>
-        <w:rPr>
-          <w:rFonts w:ascii="Arial"/>
-          <w:b/>
-        </w:rPr>
-      </w:pPr>
-    </w:p>
-    <w:p>
-      <w:pPr>
-        <w:pStyle w:val="Textoindependiente"/>
-        <w:tabs>
-          <w:tab w:val="left" w:pos="2904"/>
-          <w:tab w:val="left" w:pos="3972"/>
-        </w:tabs>
-      </w:pPr>
-      <w:r>
-        <w:rPr>
-          <w:rFonts w:ascii="Arial"/>
-          <w:b/>
-        </w:rPr>
-        <w:tab/>
-      </w:r>
-      <w:r>
-        <w:rPr>
-          <w:rFonts w:ascii="Arial"/>
-          <w:b/>
-        </w:rPr>
-        <w:tab/>
-      </w:r>
-    </w:p>
     <w:sectPr>
+      <w:headerReference w:type="default" r:id="rId6"/>
       <w:pgSz w:w="12240" w:h="15840"/>
       <w:pgMar w:top="1820" w:right="720" w:bottom="280" w:left="1080" w:header="720" w:footer="720" w:gutter="0"/>
       <w:cols w:space="720"/>
     </w:sectPr>
   </w:body>
 </w:document>
+</file>
+
+<file path=word/endnotes.xml><?xml version="1.0" encoding="utf-8"?>
+<w:endnotes xmlns:wpc="http://schemas.microsoft.com/office/word/2010/wordprocessingCanvas" xmlns:cx="http://schemas.microsoft.com/office/drawing/2014/chartex" xmlns:cx1="http://schemas.microsoft.com/office/drawing/2015/9/8/chartex" xmlns:cx2="http://schemas.microsoft.com/office/drawing/2015/10/21/chartex" xmlns:cx3="http://schemas.microsoft.com/office/drawing/2016/5/9/chartex" xmlns:cx4="http://schemas.microsoft.com/office/drawing/2016/5/10/chartex" xmlns:cx5="http://schemas.microsoft.com/office/drawing/2016/5/11/chartex" xmlns:cx6="http://schemas.microsoft.com/office/drawing/2016/5/12/chartex" xmlns:cx7="http://schemas.microsoft.com/office/drawing/2016/5/13/chartex" xmlns:cx8="http://schemas.microsoft.com/office/drawing/2016/5/14/chartex" xmlns:mc="http://schemas.openxmlformats.org/markup-compatibility/2006" xmlns:aink="http://schemas.microsoft.com/office/drawing/2016/ink" xmlns:am3d="http://schemas.microsoft.com/office/drawing/2017/model3d" xmlns:o="urn:schemas-microsoft-com:office:office" xmlns:oel="http://schemas.microsoft.com/office/2019/extlst" xmlns:r="http://schemas.openxmlformats.org/officeDocument/2006/relationships" xmlns:m="http://schemas.openxmlformats.org/officeDocument/2006/math" xmlns:v="urn:schemas-microsoft-com:vml" xmlns:wp14="http://schemas.microsoft.com/office/word/2010/wordprocessingDrawing" xmlns:wp="http://schemas.openxmlformats.org/drawingml/2006/wordprocessingDrawing" xmlns:w10="urn:schemas-microsoft-com:office:word" xmlns:w="http://schemas.openxmlformats.org/wordprocessingml/2006/main" xmlns:w14="http://schemas.microsoft.com/office/word/2010/wordml" xmlns:w15="http://schemas.microsoft.com/office/word/2012/wordml" xmlns:w16cex="http://schemas.microsoft.com/office/word/2018/wordml/cex" xmlns:w16cid="http://schemas.microsoft.com/office/word/2016/wordml/cid" xmlns:w16="http://schemas.microsoft.com/office/word/2018/wordml" xmlns:w16du="http://schemas.microsoft.com/office/word/2023/wordml/word16du" xmlns:w16sdtdh="http://schemas.microsoft.com/office/word/2020/wordml/sdtdatahash" xmlns:w16sdtfl="http://schemas.microsoft.com/office/word/2024/wordml/sdtformatlock" xmlns:w16se="http://schemas.microsoft.com/office/word/2015/wordml/symex" xmlns:wpg="http://schemas.microsoft.com/office/word/2010/wordprocessingGroup" xmlns:wpi="http://schemas.microsoft.com/office/word/2010/wordprocessingInk" xmlns:wne="http://schemas.microsoft.com/office/word/2006/wordml" xmlns:wps="http://schemas.microsoft.com/office/word/2010/wordprocessingShape" mc:Ignorable="w14 w15 w16se w16cid w16 w16cex w16sdtdh w16sdtfl w16du wp14">
+  <w:endnote w:type="separator" w:id="-1">
+    <w:p>
+      <w:r>
+        <w:separator/>
+      </w:r>
+    </w:p>
+  </w:endnote>
+  <w:endnote w:type="continuationSeparator" w:id="0">
+    <w:p>
+      <w:r>
+        <w:continuationSeparator/>
+      </w:r>
+    </w:p>
+  </w:endnote>
+</w:endnotes>
+</file>
+
+<file path=word/footnotes.xml><?xml version="1.0" encoding="utf-8"?>
+<w:footnotes xmlns:wpc="http://schemas.microsoft.com/office/word/2010/wordprocessingCanvas" xmlns:cx="http://schemas.microsoft.com/office/drawing/2014/chartex" xmlns:cx1="http://schemas.microsoft.com/office/drawing/2015/9/8/chartex" xmlns:cx2="http://schemas.microsoft.com/office/drawing/2015/10/21/chartex" xmlns:cx3="http://schemas.microsoft.com/office/drawing/2016/5/9/chartex" xmlns:cx4="http://schemas.microsoft.com/office/drawing/2016/5/10/chartex" xmlns:cx5="http://schemas.microsoft.com/office/drawing/2016/5/11/chartex" xmlns:cx6="http://schemas.microsoft.com/office/drawing/2016/5/12/chartex" xmlns:cx7="http://schemas.microsoft.com/office/drawing/2016/5/13/chartex" xmlns:cx8="http://schemas.microsoft.com/office/drawing/2016/5/14/chartex" xmlns:mc="http://schemas.openxmlformats.org/markup-compatibility/2006" xmlns:aink="http://schemas.microsoft.com/office/drawing/2016/ink" xmlns:am3d="http://schemas.microsoft.com/office/drawing/2017/model3d" xmlns:o="urn:schemas-microsoft-com:office:office" xmlns:oel="http://schemas.microsoft.com/office/2019/extlst" xmlns:r="http://schemas.openxmlformats.org/officeDocument/2006/relationships" xmlns:m="http://schemas.openxmlformats.org/officeDocument/2006/math" xmlns:v="urn:schemas-microsoft-com:vml" xmlns:wp14="http://schemas.microsoft.com/office/word/2010/wordprocessingDrawing" xmlns:wp="http://schemas.openxmlformats.org/drawingml/2006/wordprocessingDrawing" xmlns:w10="urn:schemas-microsoft-com:office:word" xmlns:w="http://schemas.openxmlformats.org/wordprocessingml/2006/main" xmlns:w14="http://schemas.microsoft.com/office/word/2010/wordml" xmlns:w15="http://schemas.microsoft.com/office/word/2012/wordml" xmlns:w16cex="http://schemas.microsoft.com/office/word/2018/wordml/cex" xmlns:w16cid="http://schemas.microsoft.com/office/word/2016/wordml/cid" xmlns:w16="http://schemas.microsoft.com/office/word/2018/wordml" xmlns:w16du="http://schemas.microsoft.com/office/word/2023/wordml/word16du" xmlns:w16sdtdh="http://schemas.microsoft.com/office/word/2020/wordml/sdtdatahash" xmlns:w16sdtfl="http://schemas.microsoft.com/office/word/2024/wordml/sdtformatlock" xmlns:w16se="http://schemas.microsoft.com/office/word/2015/wordml/symex" xmlns:wpg="http://schemas.microsoft.com/office/word/2010/wordprocessingGroup" xmlns:wpi="http://schemas.microsoft.com/office/word/2010/wordprocessingInk" xmlns:wne="http://schemas.microsoft.com/office/word/2006/wordml" xmlns:wps="http://schemas.microsoft.com/office/word/2010/wordprocessingShape" mc:Ignorable="w14 w15 w16se w16cid w16 w16cex w16sdtdh w16sdtfl w16du wp14">
+  <w:footnote w:type="separator" w:id="-1">
+    <w:p>
+      <w:r>
+        <w:separator/>
+      </w:r>
+    </w:p>
+  </w:footnote>
+  <w:footnote w:type="continuationSeparator" w:id="0">
+    <w:p>
+      <w:r>
+        <w:continuationSeparator/>
+      </w:r>
+    </w:p>
+  </w:footnote>
+</w:footnotes>
+</file>
+
+<file path=word/header1.xml><?xml version="1.0" encoding="utf-8"?>
+<w:hdr xmlns:wpc="http://schemas.microsoft.com/office/word/2010/wordprocessingCanvas" xmlns:cx="http://schemas.microsoft.com/office/drawing/2014/chartex" xmlns:cx1="http://schemas.microsoft.com/office/drawing/2015/9/8/chartex" xmlns:cx2="http://schemas.microsoft.com/office/drawing/2015/10/21/chartex" xmlns:cx3="http://schemas.microsoft.com/office/drawing/2016/5/9/chartex" xmlns:cx4="http://schemas.microsoft.com/office/drawing/2016/5/10/chartex" xmlns:cx5="http://schemas.microsoft.com/office/drawing/2016/5/11/chartex" xmlns:cx6="http://schemas.microsoft.com/office/drawing/2016/5/12/chartex" xmlns:cx7="http://schemas.microsoft.com/office/drawing/2016/5/13/chartex" xmlns:cx8="http://schemas.microsoft.com/office/drawing/2016/5/14/chartex" xmlns:mc="http://schemas.openxmlformats.org/markup-compatibility/2006" xmlns:aink="http://schemas.microsoft.com/office/drawing/2016/ink" xmlns:am3d="http://schemas.microsoft.com/office/drawing/2017/model3d" xmlns:o="urn:schemas-microsoft-com:office:office" xmlns:oel="http://schemas.microsoft.com/office/2019/extlst" xmlns:r="http://schemas.openxmlformats.org/officeDocument/2006/relationships" xmlns:m="http://schemas.openxmlformats.org/officeDocument/2006/math" xmlns:v="urn:schemas-microsoft-com:vml" xmlns:wp14="http://schemas.microsoft.com/office/word/2010/wordprocessingDrawing" xmlns:wp="http://schemas.openxmlformats.org/drawingml/2006/wordprocessingDrawing" xmlns:w10="urn:schemas-microsoft-com:office:word" xmlns:w="http://schemas.openxmlformats.org/wordprocessingml/2006/main" xmlns:w14="http://schemas.microsoft.com/office/word/2010/wordml" xmlns:w15="http://schemas.microsoft.com/office/word/2012/wordml" xmlns:w16cex="http://schemas.microsoft.com/office/word/2018/wordml/cex" xmlns:w16cid="http://schemas.microsoft.com/office/word/2016/wordml/cid" xmlns:w16="http://schemas.microsoft.com/office/word/2018/wordml" xmlns:w16du="http://schemas.microsoft.com/office/word/2023/wordml/word16du" xmlns:w16sdtdh="http://schemas.microsoft.com/office/word/2020/wordml/sdtdatahash" xmlns:w16sdtfl="http://schemas.microsoft.com/office/word/2024/wordml/sdtformatlock" xmlns:w16se="http://schemas.microsoft.com/office/word/2015/wordml/symex" xmlns:wpg="http://schemas.microsoft.com/office/word/2010/wordprocessingGroup" xmlns:wpi="http://schemas.microsoft.com/office/word/2010/wordprocessingInk" xmlns:wne="http://schemas.microsoft.com/office/word/2006/wordml" xmlns:wps="http://schemas.microsoft.com/office/word/2010/wordprocessingShape" mc:Ignorable="w14 w15 w16se w16cid w16 w16cex w16sdtdh w16sdtfl w16du wp14">
+  <w:p>
+    <w:pPr>
+      <w:pStyle w:val="Encabezado"/>
+      <w:rPr>
+        <w:noProof/>
+      </w:rPr>
+    </w:pPr>
+    <w:r>
+      <w:rPr>
+        <w:noProof/>
+      </w:rPr>
+      <w:drawing>
+        <wp:anchor distT="0" distB="0" distL="114300" distR="114300" simplePos="0" relativeHeight="251658240" behindDoc="1" locked="0" layoutInCell="1" allowOverlap="1" wp14:anchorId="2A909EAE" wp14:editId="6693999B">
+          <wp:simplePos x="0" y="0"/>
+          <wp:positionH relativeFrom="column">
+            <wp:posOffset>-666750</wp:posOffset>
+          </wp:positionH>
+          <wp:positionV relativeFrom="paragraph">
+            <wp:posOffset>-523875</wp:posOffset>
+          </wp:positionV>
+          <wp:extent cx="7756525" cy="10119360"/>
+          <wp:effectExtent l="0" t="0" r="0" b="0"/>
+          <wp:wrapNone/>
+          <wp:docPr id="2" name="Image 2" descr="The image is a text document containing contact information and an accreditation certificate for Universidad de MANIZALES, including a logo, contact number, and an expiration date.&#10;&#10;El contenido generado por IA puede ser incorrecto."/>
+          <wp:cNvGraphicFramePr/>
+          <a:graphic xmlns:a="http://schemas.openxmlformats.org/drawingml/2006/main">
+            <a:graphicData uri="http://schemas.openxmlformats.org/drawingml/2006/picture">
+              <pic:pic xmlns:pic="http://schemas.openxmlformats.org/drawingml/2006/picture">
+                <pic:nvPicPr>
+                  <pic:cNvPr id="2" name="Image 2" descr="The image is a text document containing contact information and an accreditation certificate for Universidad de MANIZALES, including a logo, contact number, and an expiration date.&#10;&#10;El contenido generado por IA puede ser incorrecto."/>
+                  <pic:cNvPicPr/>
+                </pic:nvPicPr>
+                <pic:blipFill>
+                  <a:blip r:embed="rId1" cstate="print"/>
+                  <a:stretch>
+                    <a:fillRect/>
+                  </a:stretch>
+                </pic:blipFill>
+                <pic:spPr>
+                  <a:xfrm>
+                    <a:off x="0" y="0"/>
+                    <a:ext cx="7756525" cy="10119360"/>
+                  </a:xfrm>
+                  <a:prstGeom prst="rect">
+                    <a:avLst/>
+                  </a:prstGeom>
+                </pic:spPr>
+              </pic:pic>
+            </a:graphicData>
+          </a:graphic>
+        </wp:anchor>
+      </w:drawing>
+    </w:r>
+  </w:p>
+  <w:p>
+    <w:pPr>
+      <w:pStyle w:val="Encabezado"/>
+      <w:rPr>
+        <w:noProof/>
+      </w:rPr>
+    </w:pPr>
+  </w:p>
+  <w:p>
+    <w:pPr>
+      <w:pStyle w:val="Encabezado"/>
+    </w:pPr>
+  </w:p>
+  <w:p>
+    <w:pPr>
+      <w:pStyle w:val="Encabezado"/>
+    </w:pPr>
+    <w:r>
+      <w:rPr>
+        <w:rFonts w:ascii="Arial" w:hAnsi="Arial"/>
+        <w:b/>
+        <w:noProof/>
+      </w:rPr>
+      <mc:AlternateContent>
+        <mc:Choice Requires="wpg">
+          <w:drawing>
+            <wp:anchor distT="0" distB="0" distL="0" distR="0" simplePos="0" relativeHeight="251665408" behindDoc="0" locked="0" layoutInCell="1" allowOverlap="1" wp14:anchorId="5A0AAB20" wp14:editId="1615CDB8">
+              <wp:simplePos x="0" y="0"/>
+              <wp:positionH relativeFrom="page">
+                <wp:posOffset>1123950</wp:posOffset>
+              </wp:positionH>
+              <wp:positionV relativeFrom="page">
+                <wp:posOffset>4114800</wp:posOffset>
+              </wp:positionV>
+              <wp:extent cx="2655570" cy="4015105"/>
+              <wp:effectExtent l="0" t="0" r="0" b="4445"/>
+              <wp:wrapNone/>
+              <wp:docPr id="1" name="Group 1"/>
+              <wp:cNvGraphicFramePr>
+                <a:graphicFrameLocks xmlns:a="http://schemas.openxmlformats.org/drawingml/2006/main"/>
+              </wp:cNvGraphicFramePr>
+              <a:graphic xmlns:a="http://schemas.openxmlformats.org/drawingml/2006/main">
+                <a:graphicData uri="http://schemas.microsoft.com/office/word/2010/wordprocessingGroup">
+                  <wpg:wgp>
+                    <wpg:cNvGrpSpPr>
+                      <a:grpSpLocks/>
+                    </wpg:cNvGrpSpPr>
+                    <wpg:grpSpPr>
+                      <a:xfrm>
+                        <a:off x="0" y="0"/>
+                        <a:ext cx="2655570" cy="4015105"/>
+                        <a:chOff x="752855" y="3909061"/>
+                        <a:chExt cx="2781301" cy="4006596"/>
+                      </a:xfrm>
+                    </wpg:grpSpPr>
+                    <pic:pic xmlns:pic="http://schemas.openxmlformats.org/drawingml/2006/picture">
+                      <pic:nvPicPr>
+                        <pic:cNvPr id="3" name="Image 3"/>
+                        <pic:cNvPicPr/>
+                      </pic:nvPicPr>
+                      <pic:blipFill>
+                        <a:blip r:embed="rId2" cstate="print"/>
+                        <a:stretch>
+                          <a:fillRect/>
+                        </a:stretch>
+                      </pic:blipFill>
+                      <pic:spPr>
+                        <a:xfrm>
+                          <a:off x="752855" y="7437121"/>
+                          <a:ext cx="1287780" cy="478536"/>
+                        </a:xfrm>
+                        <a:prstGeom prst="rect">
+                          <a:avLst/>
+                        </a:prstGeom>
+                      </pic:spPr>
+                    </pic:pic>
+                    <pic:pic xmlns:pic="http://schemas.openxmlformats.org/drawingml/2006/picture">
+                      <pic:nvPicPr>
+                        <pic:cNvPr id="4" name="Image 4"/>
+                        <pic:cNvPicPr/>
+                      </pic:nvPicPr>
+                      <pic:blipFill>
+                        <a:blip r:embed="rId3" cstate="print"/>
+                        <a:stretch>
+                          <a:fillRect/>
+                        </a:stretch>
+                      </pic:blipFill>
+                      <pic:spPr>
+                        <a:xfrm>
+                          <a:off x="3438144" y="3909061"/>
+                          <a:ext cx="96012" cy="166115"/>
+                        </a:xfrm>
+                        <a:prstGeom prst="rect">
+                          <a:avLst/>
+                        </a:prstGeom>
+                      </pic:spPr>
+                    </pic:pic>
+                  </wpg:wgp>
+                </a:graphicData>
+              </a:graphic>
+              <wp14:sizeRelH relativeFrom="margin">
+                <wp14:pctWidth>0</wp14:pctWidth>
+              </wp14:sizeRelH>
+              <wp14:sizeRelV relativeFrom="margin">
+                <wp14:pctHeight>0</wp14:pctHeight>
+              </wp14:sizeRelV>
+            </wp:anchor>
+          </w:drawing>
+        </mc:Choice>
+        <mc:Fallback>
+          <w:pict>
+            <v:group w14:anchorId="19449B2E" id="Group 1" o:spid="_x0000_s1026" style="position:absolute;margin-left:88.5pt;margin-top:324pt;width:209.1pt;height:316.15pt;z-index:251665408;mso-wrap-distance-left:0;mso-wrap-distance-right:0;mso-position-horizontal-relative:page;mso-position-vertical-relative:page;mso-width-relative:margin;mso-height-relative:margin" coordorigin="7528,39090" coordsize="27813,40065" o:gfxdata="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">
+              <v:shapetype id="_x0000_t75" coordsize="21600,21600" o:spt="75" o:preferrelative="t" path="m@4@5l@4@11@9@11@9@5xe" filled="f" stroked="f">
+                <v:stroke joinstyle="miter"/>
+                <v:formulas>
+                  <v:f eqn="if lineDrawn pixelLineWidth 0"/>
+                  <v:f eqn="sum @0 1 0"/>
+                  <v:f eqn="sum 0 0 @1"/>
+                  <v:f eqn="prod @2 1 2"/>
+                  <v:f eqn="prod @3 21600 pixelWidth"/>
+                  <v:f eqn="prod @3 21600 pixelHeight"/>
+                  <v:f eqn="sum @0 0 1"/>
+                  <v:f eqn="prod @6 1 2"/>
+                  <v:f eqn="prod @7 21600 pixelWidth"/>
+                  <v:f eqn="sum @8 21600 0"/>
+                  <v:f eqn="prod @7 21600 pixelHeight"/>
+                  <v:f eqn="sum @10 21600 0"/>
+                </v:formulas>
+                <v:path o:extrusionok="f" gradientshapeok="t" o:connecttype="rect"/>
+                <o:lock v:ext="edit" aspectratio="t"/>
+              </v:shapetype>
+              <v:shape id="Image 3" o:spid="_x0000_s1027" type="#_x0000_t75" style="position:absolute;left:7528;top:74371;width:12878;height:4785;visibility:visible;mso-wrap-style:square" o:gfxdata="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">
+                <v:imagedata r:id="rId4" o:title=""/>
+              </v:shape>
+              <v:shape id="Image 4" o:spid="_x0000_s1028" type="#_x0000_t75" style="position:absolute;left:34381;top:39090;width:960;height:1661;visibility:visible;mso-wrap-style:square" o:gfxdata="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">
+                <v:imagedata r:id="rId5" o:title=""/>
+              </v:shape>
+              <w10:wrap anchorx="page" anchory="page"/>
+            </v:group>
+          </w:pict>
+        </mc:Fallback>
+      </mc:AlternateContent>
+    </w:r>
+  </w:p>
+</w:hdr>
 </file>
 
 <file path=word/styles.xml><?xml version="1.0" encoding="utf-8"?>
@@ -1484,6 +3321,7 @@
   <w:style w:type="character" w:default="1" w:styleId="Fuentedeprrafopredeter">
     <w:name w:val="Default Paragraph Font"/>
     <w:uiPriority w:val="1"/>
+    <w:semiHidden/>
     <w:unhideWhenUsed/>
   </w:style>
   <w:style w:type="table" w:default="1" w:styleId="Tablanormal">
@@ -1546,6 +3384,56 @@
     <w:qFormat/>
     <w:rPr>
       <w:rFonts w:ascii="Arial MT" w:eastAsia="Arial MT" w:hAnsi="Arial MT" w:cs="Arial MT"/>
+    </w:rPr>
+  </w:style>
+  <w:style w:type="paragraph" w:styleId="Encabezado">
+    <w:name w:val="header"/>
+    <w:basedOn w:val="Normal"/>
+    <w:link w:val="EncabezadoCar"/>
+    <w:uiPriority w:val="99"/>
+    <w:unhideWhenUsed/>
+    <w:rsid w:val="00C31317"/>
+    <w:pPr>
+      <w:tabs>
+        <w:tab w:val="center" w:pos="4419"/>
+        <w:tab w:val="right" w:pos="8838"/>
+      </w:tabs>
+    </w:pPr>
+  </w:style>
+  <w:style w:type="character" w:customStyle="1" w:styleId="EncabezadoCar">
+    <w:name w:val="Encabezado Car"/>
+    <w:basedOn w:val="Fuentedeprrafopredeter"/>
+    <w:link w:val="Encabezado"/>
+    <w:uiPriority w:val="99"/>
+    <w:rsid w:val="00C31317"/>
+    <w:rPr>
+      <w:rFonts w:ascii="Trebuchet MS" w:eastAsia="Trebuchet MS" w:hAnsi="Trebuchet MS" w:cs="Trebuchet MS"/>
+      <w:lang w:val="es-ES"/>
+    </w:rPr>
+  </w:style>
+  <w:style w:type="paragraph" w:styleId="Piedepgina">
+    <w:name w:val="footer"/>
+    <w:basedOn w:val="Normal"/>
+    <w:link w:val="PiedepginaCar"/>
+    <w:uiPriority w:val="99"/>
+    <w:unhideWhenUsed/>
+    <w:rsid w:val="00C31317"/>
+    <w:pPr>
+      <w:tabs>
+        <w:tab w:val="center" w:pos="4419"/>
+        <w:tab w:val="right" w:pos="8838"/>
+      </w:tabs>
+    </w:pPr>
+  </w:style>
+  <w:style w:type="character" w:customStyle="1" w:styleId="PiedepginaCar">
+    <w:name w:val="Pie de página Car"/>
+    <w:basedOn w:val="Fuentedeprrafopredeter"/>
+    <w:link w:val="Piedepgina"/>
+    <w:uiPriority w:val="99"/>
+    <w:rsid w:val="00C31317"/>
+    <w:rPr>
+      <w:rFonts w:ascii="Trebuchet MS" w:eastAsia="Trebuchet MS" w:hAnsi="Trebuchet MS" w:cs="Trebuchet MS"/>
+      <w:lang w:val="es-ES"/>
     </w:rPr>
   </w:style>
 </w:styles>

--- a/documentos/resolucionlimpia.docx
+++ b/documentos/resolucionlimpia.docx
@@ -155,19 +155,42 @@
         </w:rPr>
         <w:t xml:space="preserve">Por medio de la cual se autoriza la Homologación en el programa de </w:t>
       </w:r>
-      <w:r>
-        <w:rPr>
-          <w:rFonts w:ascii="Arial MT" w:hAnsi="Arial MT"/>
-          <w:sz w:val="20"/>
-        </w:rPr>
-        <w:t>ingeniería</w:t>
-      </w:r>
-      <w:r>
-        <w:rPr>
-          <w:rFonts w:ascii="Arial MT" w:hAnsi="Arial MT"/>
-          <w:sz w:val="20"/>
-        </w:rPr>
-        <w:t xml:space="preserve"> de sistemas y </w:t>
+      <w:proofErr w:type="gramStart"/>
+      <w:r>
+        <w:rPr>
+          <w:rFonts w:ascii="Arial MT" w:hAnsi="Arial MT"/>
+          <w:sz w:val="20"/>
+        </w:rPr>
+        <w:t>{{</w:t>
+      </w:r>
+      <w:r>
+        <w:rPr>
+          <w:rFonts w:ascii="Arial MT" w:hAnsi="Arial MT"/>
+          <w:sz w:val="20"/>
+        </w:rPr>
+        <w:t xml:space="preserve"> </w:t>
+      </w:r>
+      <w:r>
+        <w:rPr>
+          <w:rFonts w:ascii="Arial MT" w:hAnsi="Arial MT"/>
+          <w:sz w:val="20"/>
+        </w:rPr>
+        <w:t>programa</w:t>
+      </w:r>
+      <w:proofErr w:type="gramEnd"/>
+      <w:r>
+        <w:rPr>
+          <w:rFonts w:ascii="Arial MT" w:hAnsi="Arial MT"/>
+          <w:sz w:val="20"/>
+        </w:rPr>
+        <w:t xml:space="preserve"> </w:t>
+      </w:r>
+      <w:r>
+        <w:rPr>
+          <w:rFonts w:ascii="Arial MT" w:hAnsi="Arial MT"/>
+          <w:sz w:val="20"/>
+        </w:rPr>
+        <w:t>}}</w:t>
       </w:r>
       <w:r>
         <w:rPr>
@@ -175,7 +198,7 @@
           <w:spacing w:val="-2"/>
           <w:sz w:val="20"/>
         </w:rPr>
-        <w:t>Telecomunicaciones.</w:t>
+        <w:t>.</w:t>
       </w:r>
     </w:p>
     <w:p>
@@ -477,6 +500,7 @@
         </w:rPr>
         <w:t xml:space="preserve">estudiante, </w:t>
       </w:r>
+      <w:proofErr w:type="gramStart"/>
       <w:r>
         <w:rPr>
           <w:rFonts w:ascii="Arial" w:hAnsi="Arial"/>
@@ -486,6 +510,15 @@
         </w:rPr>
         <w:t>{{</w:t>
       </w:r>
+      <w:r>
+        <w:rPr>
+          <w:rFonts w:ascii="Arial" w:hAnsi="Arial"/>
+          <w:b/>
+          <w:bCs/>
+          <w:sz w:val="20"/>
+        </w:rPr>
+        <w:t xml:space="preserve"> </w:t>
+      </w:r>
       <w:proofErr w:type="spellStart"/>
       <w:r>
         <w:rPr>
@@ -494,8 +527,9 @@
           <w:bCs/>
           <w:sz w:val="20"/>
         </w:rPr>
-        <w:t>nombre_estudian</w:t>
-      </w:r>
+        <w:t>nombre</w:t>
+      </w:r>
+      <w:proofErr w:type="gramEnd"/>
       <w:r>
         <w:rPr>
           <w:rFonts w:ascii="Arial" w:hAnsi="Arial"/>
@@ -503,7 +537,17 @@
           <w:bCs/>
           <w:sz w:val="20"/>
         </w:rPr>
-        <w:t>te</w:t>
+        <w:t>_</w:t>
+      </w:r>
+      <w:proofErr w:type="gramStart"/>
+      <w:r>
+        <w:rPr>
+          <w:rFonts w:ascii="Arial" w:hAnsi="Arial"/>
+          <w:b/>
+          <w:bCs/>
+          <w:sz w:val="20"/>
+        </w:rPr>
+        <w:t>estudiante</w:t>
       </w:r>
       <w:proofErr w:type="spellEnd"/>
       <w:r>
@@ -513,15 +557,35 @@
           <w:bCs/>
           <w:sz w:val="20"/>
         </w:rPr>
-        <w:t>}}</w:t>
-      </w:r>
-      <w:r>
-        <w:rPr>
-          <w:rFonts w:ascii="Arial" w:hAnsi="Arial"/>
-          <w:b/>
-          <w:sz w:val="20"/>
-        </w:rPr>
-        <w:t> </w:t>
+        <w:t xml:space="preserve"> </w:t>
+      </w:r>
+      <w:r>
+        <w:rPr>
+          <w:rFonts w:ascii="Arial" w:hAnsi="Arial"/>
+          <w:b/>
+          <w:bCs/>
+          <w:sz w:val="20"/>
+        </w:rPr>
+        <w:t>}</w:t>
+      </w:r>
+      <w:proofErr w:type="gramEnd"/>
+      <w:r>
+        <w:rPr>
+          <w:rFonts w:ascii="Arial" w:hAnsi="Arial"/>
+          <w:b/>
+          <w:bCs/>
+          <w:sz w:val="20"/>
+        </w:rPr>
+        <w:t>}</w:t>
+      </w:r>
+      <w:r>
+        <w:rPr>
+          <w:rFonts w:ascii="Arial" w:hAnsi="Arial"/>
+          <w:b/>
+          <w:bCs/>
+          <w:sz w:val="20"/>
+        </w:rPr>
+        <w:t xml:space="preserve"> </w:t>
       </w:r>
       <w:r>
         <w:rPr>
@@ -2641,25 +2705,7 @@
           <w:spacing w:val="-2"/>
           <w:sz w:val="14"/>
         </w:rPr>
-        <w:t>MÓNICA</w:t>
-      </w:r>
-      <w:r>
-        <w:rPr>
-          <w:rFonts w:ascii="Arial" w:hAnsi="Arial"/>
-          <w:b/>
-          <w:spacing w:val="-1"/>
-          <w:sz w:val="14"/>
-        </w:rPr>
-        <w:t xml:space="preserve"> </w:t>
-      </w:r>
-      <w:r>
-        <w:rPr>
-          <w:rFonts w:ascii="Arial" w:hAnsi="Arial"/>
-          <w:b/>
-          <w:spacing w:val="-2"/>
-          <w:sz w:val="14"/>
-        </w:rPr>
-        <w:t>POVEDA</w:t>
+        <w:t>{{responsable}}</w:t>
       </w:r>
     </w:p>
     <w:sectPr>
@@ -2877,7 +2923,7 @@
         </mc:Choice>
         <mc:Fallback>
           <w:pict>
-            <v:group w14:anchorId="19449B2E" id="Group 1" o:spid="_x0000_s1026" style="position:absolute;margin-left:88.5pt;margin-top:324pt;width:209.1pt;height:316.15pt;z-index:251665408;mso-wrap-distance-left:0;mso-wrap-distance-right:0;mso-position-horizontal-relative:page;mso-position-vertical-relative:page;mso-width-relative:margin;mso-height-relative:margin" coordorigin="7528,39090" coordsize="27813,40065" o:gfxdata="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">
+            <v:group w14:anchorId="55E56BA2" id="Group 1" o:spid="_x0000_s1026" style="position:absolute;margin-left:88.5pt;margin-top:324pt;width:209.1pt;height:316.15pt;z-index:251665408;mso-wrap-distance-left:0;mso-wrap-distance-right:0;mso-position-horizontal-relative:page;mso-position-vertical-relative:page;mso-width-relative:margin;mso-height-relative:margin" coordorigin="7528,39090" coordsize="27813,40065" o:gfxdata="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">
               <v:shapetype id="_x0000_t75" coordsize="21600,21600" o:spt="75" o:preferrelative="t" path="m@4@5l@4@11@9@11@9@5xe" filled="f" stroked="f">
                 <v:stroke joinstyle="miter"/>
                 <v:formulas>
@@ -3321,7 +3367,6 @@
   <w:style w:type="character" w:default="1" w:styleId="Fuentedeprrafopredeter">
     <w:name w:val="Default Paragraph Font"/>
     <w:uiPriority w:val="1"/>
-    <w:semiHidden/>
     <w:unhideWhenUsed/>
   </w:style>
   <w:style w:type="table" w:default="1" w:styleId="Tablanormal">
